--- a/(e)CRF/Per visite/Parallel - niet visitgebonden/Kwalitatief onderzoek/43_Interviewgids management.docx
+++ b/(e)CRF/Per visite/Parallel - niet visitgebonden/Kwalitatief onderzoek/43_Interviewgids management.docx
@@ -779,15 +779,57 @@
           <w:lang w:val="nl-BE"/>
         </w:rPr>
       </w:pPr>
-      <w:r>
-        <w:rPr>
-          <w:rFonts w:cstheme="minorHAnsi"/>
-          <w:color w:val="24303B"/>
-          <w:sz w:val="24"/>
-          <w:szCs w:val="24"/>
-          <w:lang w:val="nl-BE"/>
-        </w:rPr>
-        <w:t>Dit interview zal maximaal anderhalf tot twee uur duren. Indien nodig zullen we na ongeveer een uur een korte pauze inlassen. Ik zal je een aantal vragen stellen waarop je vrij kan antwoorden. Als je een bepaalde vraag niet wenst te beantwoorden, ben je daar uiteraard niet toe verplicht. Daarnaast kan je op elk moment beslissen om het interview stop te zetten, zonder dat je hiervoor een reden hoeft op te geven. Je mag tijdens het interview steeds verduidelijking vragen over de gestelde vragen. Het interview zal, mits jouw toestemming, opgenomen worden zodat het nadien kan worden uitgeschreven. Na transcriptie wordt het interview volledig gepseudonimiseerd verwerkt en vertrouwelijk behandeld.</w:t>
+      <w:commentRangeStart w:id="0"/>
+      <w:r>
+        <w:rPr>
+          <w:rFonts w:cstheme="minorHAnsi"/>
+          <w:color w:val="24303B"/>
+          <w:sz w:val="24"/>
+          <w:szCs w:val="24"/>
+          <w:lang w:val="nl-BE"/>
+        </w:rPr>
+        <w:t xml:space="preserve">Dit interview zal </w:t>
+      </w:r>
+      <w:del w:id="1000" w:author="Janou De Buyser" w:date="2026-10-25T10:00:00Z">
+        <w:r>
+          <w:rPr>
+            <w:rFonts w:cstheme="minorHAnsi"/>
+            <w:color w:val="24303B"/>
+            <w:sz w:val="24"/>
+            <w:szCs w:val="24"/>
+            <w:lang w:val="nl-BE"/>
+          </w:rPr>
+          <w:delText xml:space="preserve">maximaal anderhalf tot twee uur duren. Indien nodig zullen we na ongeveer een uur een korte pauze inlassen.</w:delText>
+        </w:r>
+      </w:del>
+      <w:ins w:id="1001" w:author="Janou De Buyser" w:date="2026-10-25T10:00:00Z">
+        <w:r>
+          <w:rPr>
+            <w:rFonts w:cstheme="minorHAnsi"/>
+            <w:color w:val="24303B"/>
+            <w:sz w:val="24"/>
+            <w:szCs w:val="24"/>
+            <w:lang w:val="nl-BE"/>
+          </w:rPr>
+          <w:t xml:space="preserve">ongeveer 60 tot 90 minuten duren. Indien nodig lassen we een korte pauze in.</w:t>
+        </w:r>
+      </w:ins>
+      <w:r>
+        <w:rPr>
+          <w:rFonts w:cstheme="minorHAnsi"/>
+          <w:color w:val="24303B"/>
+          <w:sz w:val="24"/>
+          <w:szCs w:val="24"/>
+          <w:lang w:val="nl-BE"/>
+        </w:rPr>
+        <w:t xml:space="preserve"> Ik zal je een aantal vragen stellen waarop je vrij kan antwoorden. Als je een bepaalde vraag niet wenst te beantwoorden, ben je daar uiteraard niet toe verplicht. Daarnaast kan je op elk moment beslissen om het interview stop te zetten, zonder dat je hiervoor een reden hoeft op te geven. Je mag tijdens het interview steeds verduidelijking vragen over de gestelde vragen. Het interview zal, mits jouw toestemming, opgenomen worden zodat het nadien kan worden uitgeschreven. Na transcriptie wordt het interview volledig gepseudonimiseerd verwerkt en vertrouwelijk behandeld.</w:t>
+      </w:r>
+      <w:commentRangeEnd w:id="0"/>
+      <w:r>
+        <w:rPr>
+          <w:rStyle w:val="CommentReference"/>
+        </w:rPr>
+        <w:commentReference w:id="0"/>
       </w:r>
     </w:p>
     <w:p>
@@ -1271,7 +1313,41 @@
           <w:szCs w:val="24"/>
           <w:lang w:val="nl-BE"/>
         </w:rPr>
-        <w:t>Hoe ziet u uw rol in het uitrollen van revalidatieprogramma’s?</w:t>
+        <w:t xml:space="preserve">Hoe ziet u uw rol in het uitrollen van </w:t>
+      </w:r>
+      <w:del w:id="1002" w:author="Janou De Buyser" w:date="2026-10-25T10:00:00Z">
+        <w:r>
+          <w:rPr>
+            <w:rFonts w:cstheme="minorHAnsi"/>
+            <w:color w:val="24303B"/>
+            <w:sz w:val="24"/>
+            <w:szCs w:val="24"/>
+            <w:lang w:val="nl-BE"/>
+          </w:rPr>
+          <w:delText xml:space="preserve">revalidatieprogramma’s</w:delText>
+        </w:r>
+      </w:del>
+      <w:ins w:id="1003" w:author="Janou De Buyser" w:date="2026-10-25T10:00:00Z">
+        <w:r>
+          <w:rPr>
+            <w:rFonts w:cstheme="minorHAnsi"/>
+            <w:color w:val="24303B"/>
+            <w:sz w:val="24"/>
+            <w:szCs w:val="24"/>
+            <w:lang w:val="nl-BE"/>
+          </w:rPr>
+          <w:t xml:space="preserve">nieuwe zorgprogramma’s</w:t>
+        </w:r>
+      </w:ins>
+      <w:r>
+        <w:rPr>
+          <w:rFonts w:cstheme="minorHAnsi"/>
+          <w:color w:val="24303B"/>
+          <w:sz w:val="24"/>
+          <w:szCs w:val="24"/>
+          <w:lang w:val="nl-BE"/>
+        </w:rPr>
+        <w:t xml:space="preserve">?</w:t>
       </w:r>
     </w:p>
     <w:p>
@@ -3130,6 +3206,30 @@
         </w:rPr>
         <w:t>2. Zijn er nog zaken die volgens u belangrijk zijn om te vermelden, maar die tijdens het interview niet aan bod kwamen?</w:t>
       </w:r>
+    </w:p>
+    <w:p>
+      <w:pPr>
+        <w:numPr>
+          <w:ilvl w:val="0"/>
+          <w:numId w:val="58"/>
+        </w:numPr>
+        <w:tabs>
+          <w:tab w:val="left" w:leader="underscore" w:pos="8505"/>
+        </w:tabs>
+        <w:spacing w:line="360" w:lineRule="auto"/>
+        <w:rPr>
+          <w:ins w:id="1004" w:author="Janou De Buyser" w:date="2026-10-25T10:00:00Z"/>
+          <w:rFonts w:ascii="Calibri" w:hAnsi="Calibri" w:cs="Calibri"/>
+        </w:rPr>
+      </w:pPr>
+      <w:ins w:id="1005" w:author="Janou De Buyser" w:date="2026-10-25T10:00:00Z">
+        <w:r>
+          <w:rPr>
+            <w:color w:val="24303B"/>
+          </w:rPr>
+          <w:t xml:space="preserve">Einde interview: ______________________________</w:t>
+        </w:r>
+      </w:ins>
     </w:p>
     <w:p>
       <w:pPr>
@@ -3154,6 +3254,27 @@
     </w:sectPr>
   </w:body>
 </w:document>
+</file>
+
+<file path=word/comments.xml><?xml version="1.0" encoding="utf-8"?>
+<w:comments xmlns:a="http://schemas.openxmlformats.org/drawingml/2006/main" xmlns:pic="http://schemas.openxmlformats.org/drawingml/2006/picture" xmlns:r="http://schemas.openxmlformats.org/officeDocument/2006/relationships" xmlns:w="http://schemas.openxmlformats.org/wordprocessingml/2006/main" xmlns:wp="http://schemas.openxmlformats.org/drawingml/2006/wordprocessingDrawing" xmlns:mc="http://schemas.openxmlformats.org/markup-compatibility/2006" xmlns:a14="http://schemas.microsoft.com/office/drawing/2010/main" xmlns:w14="http://schemas.microsoft.com/office/word/2010/wordml" xmlns:wpc="http://schemas.microsoft.com/office/word/2010/wordprocessingCanvas">
+  <w:comment w:id="0" w:author="Janou De Buyser" w:initials="JDB" w:date="2026-10-25T18:00:03Z">
+    <w:p>
+      <w:pPr>
+        <w:pStyle w:val="CommentText"/>
+      </w:pPr>
+      <w:r>
+        <w:rPr>
+          <w:rStyle w:val="CommentReference"/>
+        </w:rPr>
+        <w:annotationRef/>
+      </w:r>
+      <w:r>
+        <w:t>Afgestemd op het toestemmingsformulier manager (eCRF 05): ongeveer 60 tot 90 minuten.</w:t>
+      </w:r>
+    </w:p>
+  </w:comment>
+</w:comments>
 </file>
 
 <file path=word/endnotes.xml><?xml version="1.0" encoding="utf-8"?>

--- a/(e)CRF/Per visite/Parallel - niet visitgebonden/Kwalitatief onderzoek/43_Interviewgids management.docx
+++ b/(e)CRF/Per visite/Parallel - niet visitgebonden/Kwalitatief onderzoek/43_Interviewgids management.docx
@@ -24,28 +24,45 @@
           <w:lang w:val="nl-BE"/>
         </w:rPr>
       </w:pPr>
-      <w:r>
-        <w:rPr>
-          <w:rFonts w:ascii="Arial" w:hAnsi="Arial" w:cs="Arial"/>
-          <w:b/>
-          <w:color w:val="123A5F"/>
-          <w:sz w:val="28"/>
-          <w:szCs w:val="28"/>
-          <w:lang w:val="nl-BE"/>
-        </w:rPr>
-        <w:t xml:space="preserve">Appendix 43 Interview Guide </w:t>
-      </w:r>
-      <w:r>
-        <w:rPr>
-          <w:rFonts w:ascii="Arial" w:hAnsi="Arial" w:cs="Arial"/>
-          <w:b/>
-          <w:color w:val="123A5F"/>
-          <w:sz w:val="28"/>
-          <w:szCs w:val="28"/>
-          <w:lang w:val="nl-BE"/>
-        </w:rPr>
-        <w:t>Management</w:t>
-      </w:r>
+      <w:del w:id="1000" w:author="Janou De Buyser" w:date="2026-10-26T10:00:00Z">
+        <w:r>
+          <w:rPr>
+            <w:rFonts w:ascii="Arial" w:hAnsi="Arial" w:cs="Arial"/>
+            <w:b/>
+            <w:color w:val="123A5F"/>
+            <w:sz w:val="28"/>
+            <w:szCs w:val="28"/>
+            <w:lang w:val="nl-BE"/>
+          </w:rPr>
+          <w:delText xml:space="preserve">Appendix 43 Interview Guide </w:delText>
+        </w:r>
+      </w:del>
+      <w:del w:id="1001" w:author="Janou De Buyser" w:date="2026-10-26T10:00:00Z">
+        <w:r>
+          <w:rPr>
+            <w:rFonts w:ascii="Arial" w:hAnsi="Arial" w:cs="Arial"/>
+            <w:b/>
+            <w:color w:val="123A5F"/>
+            <w:sz w:val="28"/>
+            <w:szCs w:val="28"/>
+            <w:lang w:val="nl-BE"/>
+          </w:rPr>
+          <w:delText>Management</w:delText>
+        </w:r>
+      </w:del>
+      <w:ins w:id="1002" w:author="Janou De Buyser" w:date="2026-10-26T10:00:00Z">
+        <w:r>
+          <w:rPr>
+            <w:rFonts w:ascii="Arial" w:hAnsi="Arial" w:cs="Arial"/>
+            <w:b/>
+            <w:color w:val="123A5F"/>
+            <w:sz w:val="28"/>
+            <w:szCs w:val="28"/>
+            <w:lang w:val="nl-BE"/>
+          </w:rPr>
+          <w:t xml:space="preserve">Appendix 43: Interviewgids management</w:t>
+        </w:r>
+      </w:ins>
     </w:p>
     <w:p>
       <w:pPr>
@@ -295,6 +312,7 @@
           <w:lang w:val="nl-BE"/>
         </w:rPr>
       </w:pPr>
+      <w:commentRangeStart w:id="0"/>
       <w:r>
         <w:rPr>
           <w:rFonts w:cstheme="minorHAnsi"/>
@@ -314,208 +332,279 @@
           <w:szCs w:val="24"/>
           <w:lang w:val="nl-BE"/>
         </w:rPr>
-        <w:t xml:space="preserve"> Uit naam van de onderzoeksgroep</w:t>
-      </w:r>
-      <w:r>
-        <w:rPr>
-          <w:rFonts w:cstheme="minorHAnsi"/>
-          <w:color w:val="24303B"/>
-          <w:sz w:val="24"/>
-          <w:szCs w:val="24"/>
-          <w:lang w:val="nl-BE"/>
-        </w:rPr>
-        <w:t xml:space="preserve"> en mezelf</w:t>
-      </w:r>
-      <w:r>
-        <w:rPr>
-          <w:rFonts w:cstheme="minorHAnsi"/>
-          <w:color w:val="24303B"/>
-          <w:sz w:val="24"/>
-          <w:szCs w:val="24"/>
-          <w:lang w:val="nl-BE"/>
-        </w:rPr>
-        <w:t xml:space="preserve"> wil ik </w:t>
-      </w:r>
-      <w:r>
-        <w:rPr>
-          <w:rFonts w:cstheme="minorHAnsi"/>
-          <w:color w:val="24303B"/>
-          <w:sz w:val="24"/>
-          <w:szCs w:val="24"/>
-          <w:lang w:val="nl-BE"/>
-        </w:rPr>
-        <w:t>je</w:t>
-      </w:r>
-      <w:r>
-        <w:rPr>
-          <w:rFonts w:cstheme="minorHAnsi"/>
-          <w:color w:val="24303B"/>
-          <w:sz w:val="24"/>
-          <w:szCs w:val="24"/>
-          <w:lang w:val="nl-BE"/>
-        </w:rPr>
-        <w:t xml:space="preserve"> alvast bedanken voor </w:t>
-      </w:r>
-      <w:r>
-        <w:rPr>
-          <w:rFonts w:cstheme="minorHAnsi"/>
-          <w:color w:val="24303B"/>
-          <w:sz w:val="24"/>
-          <w:szCs w:val="24"/>
-          <w:lang w:val="nl-BE"/>
-        </w:rPr>
-        <w:t>jouw</w:t>
-      </w:r>
-      <w:r>
-        <w:rPr>
-          <w:rFonts w:cstheme="minorHAnsi"/>
-          <w:color w:val="24303B"/>
-          <w:sz w:val="24"/>
-          <w:szCs w:val="24"/>
-          <w:lang w:val="nl-BE"/>
-        </w:rPr>
-        <w:t xml:space="preserve"> deelname aan dit interview. Het doel van dit interview is om </w:t>
-      </w:r>
-      <w:r>
-        <w:rPr>
-          <w:rFonts w:cstheme="minorHAnsi"/>
-          <w:color w:val="24303B"/>
-          <w:sz w:val="24"/>
-          <w:szCs w:val="24"/>
-          <w:lang w:val="nl-BE"/>
-        </w:rPr>
-        <w:t>jouw</w:t>
-      </w:r>
-      <w:r>
-        <w:rPr>
-          <w:rFonts w:cstheme="minorHAnsi"/>
-          <w:color w:val="24303B"/>
-          <w:sz w:val="24"/>
-          <w:szCs w:val="24"/>
-          <w:lang w:val="nl-BE"/>
-        </w:rPr>
-        <w:t xml:space="preserve"> ervaring te delen </w:t>
-      </w:r>
-      <w:r>
-        <w:rPr>
-          <w:rFonts w:cstheme="minorHAnsi"/>
-          <w:color w:val="24303B"/>
-          <w:sz w:val="24"/>
-          <w:szCs w:val="24"/>
-          <w:lang w:val="nl-BE"/>
-        </w:rPr>
-        <w:t>omtrent</w:t>
-      </w:r>
-      <w:r>
-        <w:rPr>
-          <w:rFonts w:cstheme="minorHAnsi"/>
-          <w:color w:val="24303B"/>
-          <w:sz w:val="24"/>
-          <w:szCs w:val="24"/>
-          <w:lang w:val="nl-BE"/>
-        </w:rPr>
-        <w:t xml:space="preserve"> de </w:t>
-      </w:r>
-      <w:r>
-        <w:rPr>
-          <w:rFonts w:cstheme="minorHAnsi"/>
-          <w:color w:val="24303B"/>
-          <w:sz w:val="24"/>
-          <w:szCs w:val="24"/>
-          <w:lang w:val="nl-BE"/>
-        </w:rPr>
-        <w:t>PARADISE interventie</w:t>
-      </w:r>
-      <w:r>
-        <w:rPr>
-          <w:rFonts w:cstheme="minorHAnsi"/>
-          <w:color w:val="24303B"/>
-          <w:sz w:val="24"/>
-          <w:szCs w:val="24"/>
-          <w:lang w:val="nl-BE"/>
-        </w:rPr>
-        <w:t xml:space="preserve"> die </w:t>
-      </w:r>
-      <w:r>
-        <w:rPr>
-          <w:rFonts w:cstheme="minorHAnsi"/>
-          <w:color w:val="24303B"/>
-          <w:sz w:val="24"/>
-          <w:szCs w:val="24"/>
-          <w:lang w:val="nl-BE"/>
-        </w:rPr>
-        <w:t>je</w:t>
-      </w:r>
-      <w:r>
-        <w:rPr>
-          <w:rFonts w:cstheme="minorHAnsi"/>
-          <w:color w:val="24303B"/>
-          <w:sz w:val="24"/>
-          <w:szCs w:val="24"/>
-          <w:lang w:val="nl-BE"/>
-        </w:rPr>
-        <w:t xml:space="preserve"> hebt </w:t>
-      </w:r>
-      <w:r>
-        <w:rPr>
-          <w:rFonts w:cstheme="minorHAnsi"/>
-          <w:color w:val="24303B"/>
-          <w:sz w:val="24"/>
-          <w:szCs w:val="24"/>
-          <w:lang w:val="nl-BE"/>
-        </w:rPr>
-        <w:t xml:space="preserve">toegepast </w:t>
-      </w:r>
-      <w:r>
-        <w:rPr>
-          <w:rFonts w:cstheme="minorHAnsi"/>
-          <w:color w:val="24303B"/>
-          <w:sz w:val="24"/>
-          <w:szCs w:val="24"/>
-          <w:lang w:val="nl-BE"/>
-        </w:rPr>
-        <w:t xml:space="preserve">in </w:t>
-      </w:r>
-      <w:r>
-        <w:rPr>
-          <w:rFonts w:cstheme="minorHAnsi"/>
-          <w:color w:val="24303B"/>
-          <w:sz w:val="24"/>
-          <w:szCs w:val="24"/>
-          <w:lang w:val="nl-BE"/>
-        </w:rPr>
-        <w:t>de diabetesvoetkliniek</w:t>
-      </w:r>
-      <w:r>
-        <w:rPr>
-          <w:rFonts w:cstheme="minorHAnsi"/>
-          <w:color w:val="24303B"/>
-          <w:sz w:val="24"/>
-          <w:szCs w:val="24"/>
-          <w:lang w:val="nl-BE"/>
-        </w:rPr>
         <w:t xml:space="preserve"> </w:t>
       </w:r>
-      <w:r>
-        <w:rPr>
-          <w:rFonts w:cstheme="minorHAnsi"/>
-          <w:color w:val="24303B"/>
-          <w:sz w:val="24"/>
-          <w:szCs w:val="24"/>
-          <w:lang w:val="nl-BE"/>
-        </w:rPr>
-        <w:t>van het</w:t>
-      </w:r>
-      <w:r>
-        <w:rPr>
-          <w:rFonts w:cstheme="minorHAnsi"/>
-          <w:color w:val="24303B"/>
-          <w:sz w:val="24"/>
-          <w:szCs w:val="24"/>
-          <w:lang w:val="nl-BE"/>
-        </w:rPr>
-        <w:t>:</w:t>
-      </w:r>
+      <w:del w:id="1003" w:author="Janou De Buyser" w:date="2026-10-26T10:00:00Z">
+        <w:r>
+          <w:rPr>
+            <w:rFonts w:cstheme="minorHAnsi"/>
+            <w:color w:val="24303B"/>
+            <w:sz w:val="24"/>
+            <w:szCs w:val="24"/>
+            <w:lang w:val="nl-BE"/>
+          </w:rPr>
+          <w:delText xml:space="preserve">Uit naam van de onderzoeksgroep</w:delText>
+        </w:r>
+      </w:del>
+      <w:del w:id="1004" w:author="Janou De Buyser" w:date="2026-10-26T10:00:00Z">
+        <w:r>
+          <w:rPr>
+            <w:rFonts w:cstheme="minorHAnsi"/>
+            <w:color w:val="24303B"/>
+            <w:sz w:val="24"/>
+            <w:szCs w:val="24"/>
+            <w:lang w:val="nl-BE"/>
+          </w:rPr>
+          <w:delText xml:space="preserve"> en mezelf</w:delText>
+        </w:r>
+      </w:del>
+      <w:del w:id="1005" w:author="Janou De Buyser" w:date="2026-10-26T10:00:00Z">
+        <w:r>
+          <w:rPr>
+            <w:rFonts w:cstheme="minorHAnsi"/>
+            <w:color w:val="24303B"/>
+            <w:sz w:val="24"/>
+            <w:szCs w:val="24"/>
+            <w:lang w:val="nl-BE"/>
+          </w:rPr>
+          <w:delText xml:space="preserve"> wil ik </w:delText>
+        </w:r>
+      </w:del>
+      <w:del w:id="1006" w:author="Janou De Buyser" w:date="2026-10-26T10:00:00Z">
+        <w:r>
+          <w:rPr>
+            <w:rFonts w:cstheme="minorHAnsi"/>
+            <w:color w:val="24303B"/>
+            <w:sz w:val="24"/>
+            <w:szCs w:val="24"/>
+            <w:lang w:val="nl-BE"/>
+          </w:rPr>
+          <w:delText>je</w:delText>
+        </w:r>
+      </w:del>
+      <w:del w:id="1007" w:author="Janou De Buyser" w:date="2026-10-26T10:00:00Z">
+        <w:r>
+          <w:rPr>
+            <w:rFonts w:cstheme="minorHAnsi"/>
+            <w:color w:val="24303B"/>
+            <w:sz w:val="24"/>
+            <w:szCs w:val="24"/>
+            <w:lang w:val="nl-BE"/>
+          </w:rPr>
+          <w:delText xml:space="preserve"> alvast bedanken voor </w:delText>
+        </w:r>
+      </w:del>
+      <w:del w:id="1008" w:author="Janou De Buyser" w:date="2026-10-26T10:00:00Z">
+        <w:r>
+          <w:rPr>
+            <w:rFonts w:cstheme="minorHAnsi"/>
+            <w:color w:val="24303B"/>
+            <w:sz w:val="24"/>
+            <w:szCs w:val="24"/>
+            <w:lang w:val="nl-BE"/>
+          </w:rPr>
+          <w:delText>jouw</w:delText>
+        </w:r>
+      </w:del>
+      <w:del w:id="1009" w:author="Janou De Buyser" w:date="2026-10-26T10:00:00Z">
+        <w:r>
+          <w:rPr>
+            <w:rFonts w:cstheme="minorHAnsi"/>
+            <w:color w:val="24303B"/>
+            <w:sz w:val="24"/>
+            <w:szCs w:val="24"/>
+            <w:lang w:val="nl-BE"/>
+          </w:rPr>
+          <w:delText xml:space="preserve"> deelname aan dit interview. Het doel van dit interview is om </w:delText>
+        </w:r>
+      </w:del>
+      <w:del w:id="1010" w:author="Janou De Buyser" w:date="2026-10-26T10:00:00Z">
+        <w:r>
+          <w:rPr>
+            <w:rFonts w:cstheme="minorHAnsi"/>
+            <w:color w:val="24303B"/>
+            <w:sz w:val="24"/>
+            <w:szCs w:val="24"/>
+            <w:lang w:val="nl-BE"/>
+          </w:rPr>
+          <w:delText>jouw</w:delText>
+        </w:r>
+      </w:del>
+      <w:del w:id="1011" w:author="Janou De Buyser" w:date="2026-10-26T10:00:00Z">
+        <w:r>
+          <w:rPr>
+            <w:rFonts w:cstheme="minorHAnsi"/>
+            <w:color w:val="24303B"/>
+            <w:sz w:val="24"/>
+            <w:szCs w:val="24"/>
+            <w:lang w:val="nl-BE"/>
+          </w:rPr>
+          <w:delText xml:space="preserve"> ervaring te delen </w:delText>
+        </w:r>
+      </w:del>
+      <w:del w:id="1012" w:author="Janou De Buyser" w:date="2026-10-26T10:00:00Z">
+        <w:r>
+          <w:rPr>
+            <w:rFonts w:cstheme="minorHAnsi"/>
+            <w:color w:val="24303B"/>
+            <w:sz w:val="24"/>
+            <w:szCs w:val="24"/>
+            <w:lang w:val="nl-BE"/>
+          </w:rPr>
+          <w:delText>omtrent</w:delText>
+        </w:r>
+      </w:del>
+      <w:del w:id="1013" w:author="Janou De Buyser" w:date="2026-10-26T10:00:00Z">
+        <w:r>
+          <w:rPr>
+            <w:rFonts w:cstheme="minorHAnsi"/>
+            <w:color w:val="24303B"/>
+            <w:sz w:val="24"/>
+            <w:szCs w:val="24"/>
+            <w:lang w:val="nl-BE"/>
+          </w:rPr>
+          <w:delText xml:space="preserve"> de </w:delText>
+        </w:r>
+      </w:del>
+      <w:del w:id="1014" w:author="Janou De Buyser" w:date="2026-10-26T10:00:00Z">
+        <w:r>
+          <w:rPr>
+            <w:rFonts w:cstheme="minorHAnsi"/>
+            <w:color w:val="24303B"/>
+            <w:sz w:val="24"/>
+            <w:szCs w:val="24"/>
+            <w:lang w:val="nl-BE"/>
+          </w:rPr>
+          <w:delText>PARADISE interventie</w:delText>
+        </w:r>
+      </w:del>
+      <w:del w:id="1015" w:author="Janou De Buyser" w:date="2026-10-26T10:00:00Z">
+        <w:r>
+          <w:rPr>
+            <w:rFonts w:cstheme="minorHAnsi"/>
+            <w:color w:val="24303B"/>
+            <w:sz w:val="24"/>
+            <w:szCs w:val="24"/>
+            <w:lang w:val="nl-BE"/>
+          </w:rPr>
+          <w:delText xml:space="preserve"> die </w:delText>
+        </w:r>
+      </w:del>
+      <w:del w:id="1016" w:author="Janou De Buyser" w:date="2026-10-26T10:00:00Z">
+        <w:r>
+          <w:rPr>
+            <w:rFonts w:cstheme="minorHAnsi"/>
+            <w:color w:val="24303B"/>
+            <w:sz w:val="24"/>
+            <w:szCs w:val="24"/>
+            <w:lang w:val="nl-BE"/>
+          </w:rPr>
+          <w:delText>je</w:delText>
+        </w:r>
+      </w:del>
+      <w:del w:id="1017" w:author="Janou De Buyser" w:date="2026-10-26T10:00:00Z">
+        <w:r>
+          <w:rPr>
+            <w:rFonts w:cstheme="minorHAnsi"/>
+            <w:color w:val="24303B"/>
+            <w:sz w:val="24"/>
+            <w:szCs w:val="24"/>
+            <w:lang w:val="nl-BE"/>
+          </w:rPr>
+          <w:delText xml:space="preserve"> hebt </w:delText>
+        </w:r>
+      </w:del>
+      <w:del w:id="1018" w:author="Janou De Buyser" w:date="2026-10-26T10:00:00Z">
+        <w:r>
+          <w:rPr>
+            <w:rFonts w:cstheme="minorHAnsi"/>
+            <w:color w:val="24303B"/>
+            <w:sz w:val="24"/>
+            <w:szCs w:val="24"/>
+            <w:lang w:val="nl-BE"/>
+          </w:rPr>
+          <w:delText xml:space="preserve">toegepast </w:delText>
+        </w:r>
+      </w:del>
+      <w:del w:id="1019" w:author="Janou De Buyser" w:date="2026-10-26T10:00:00Z">
+        <w:r>
+          <w:rPr>
+            <w:rFonts w:cstheme="minorHAnsi"/>
+            <w:color w:val="24303B"/>
+            <w:sz w:val="24"/>
+            <w:szCs w:val="24"/>
+            <w:lang w:val="nl-BE"/>
+          </w:rPr>
+          <w:delText xml:space="preserve">in </w:delText>
+        </w:r>
+      </w:del>
+      <w:del w:id="1020" w:author="Janou De Buyser" w:date="2026-10-26T10:00:00Z">
+        <w:r>
+          <w:rPr>
+            <w:rFonts w:cstheme="minorHAnsi"/>
+            <w:color w:val="24303B"/>
+            <w:sz w:val="24"/>
+            <w:szCs w:val="24"/>
+            <w:lang w:val="nl-BE"/>
+          </w:rPr>
+          <w:delText>de diabetesvoetkliniek</w:delText>
+        </w:r>
+      </w:del>
+      <w:del w:id="1021" w:author="Janou De Buyser" w:date="2026-10-26T10:00:00Z">
+        <w:r>
+          <w:rPr>
+            <w:rFonts w:cstheme="minorHAnsi"/>
+            <w:color w:val="24303B"/>
+            <w:sz w:val="24"/>
+            <w:szCs w:val="24"/>
+            <w:lang w:val="nl-BE"/>
+          </w:rPr>
+          <w:delText xml:space="preserve"> </w:delText>
+        </w:r>
+      </w:del>
+      <w:del w:id="1022" w:author="Janou De Buyser" w:date="2026-10-26T10:00:00Z">
+        <w:r>
+          <w:rPr>
+            <w:rFonts w:cstheme="minorHAnsi"/>
+            <w:color w:val="24303B"/>
+            <w:sz w:val="24"/>
+            <w:szCs w:val="24"/>
+            <w:lang w:val="nl-BE"/>
+          </w:rPr>
+          <w:delText>van het</w:delText>
+        </w:r>
+      </w:del>
+      <w:del w:id="1023" w:author="Janou De Buyser" w:date="2026-10-26T10:00:00Z">
+        <w:r>
+          <w:rPr>
+            <w:rFonts w:cstheme="minorHAnsi"/>
+            <w:color w:val="24303B"/>
+            <w:sz w:val="24"/>
+            <w:szCs w:val="24"/>
+            <w:lang w:val="nl-BE"/>
+          </w:rPr>
+          <w:delText>:</w:delText>
+        </w:r>
+      </w:del>
+      <w:ins w:id="1024" w:author="Janou De Buyser" w:date="2026-10-26T10:00:00Z">
+        <w:r>
+          <w:rPr>
+            <w:rFonts w:cstheme="minorHAnsi"/>
+            <w:color w:val="24303B"/>
+            <w:sz w:val="24"/>
+            <w:szCs w:val="24"/>
+            <w:lang w:val="nl-BE"/>
+          </w:rPr>
+          <w:t xml:space="preserve">Uit naam van de onderzoeksgroep en mezelf wil ik u alvast bedanken voor uw deelname aan dit interview. Met dit interview willen we uw ervaringen leren kennen met de invoering van de PARADISE-interventie in de diabetesvoetkliniek van:</w:t>
+        </w:r>
+        <w:commentRangeEnd w:id="0"/>
+        <w:r>
+          <w:rPr>
+            <w:rStyle w:val="CommentReference"/>
+          </w:rPr>
+          <w:commentReference w:id="0"/>
+        </w:r>
+      </w:ins>
     </w:p>
     <w:p>
       <w:pPr>
@@ -626,16 +715,30 @@
         </w:rPr>
         <w:t xml:space="preserve"> </w:t>
       </w:r>
-      <w:r>
-        <w:rPr>
-          <w:rFonts w:cstheme="minorHAnsi"/>
-          <w:color w:val="24303B"/>
-          <w:sz w:val="24"/>
-          <w:szCs w:val="24"/>
-          <w:lang w:val="nl-BE"/>
-        </w:rPr>
-        <w:t>UZGent</w:t>
-      </w:r>
+      <w:del w:id="1043" w:author="Janou De Buyser" w:date="2026-10-26T10:00:00Z">
+        <w:r>
+          <w:rPr>
+            <w:rFonts w:cstheme="minorHAnsi"/>
+            <w:color w:val="24303B"/>
+            <w:sz w:val="24"/>
+            <w:szCs w:val="24"/>
+            <w:lang w:val="nl-BE"/>
+          </w:rPr>
+          <w:delText>UZGent</w:delText>
+        </w:r>
+      </w:del>
+      <w:ins w:id="1044" w:author="Janou De Buyser" w:date="2026-10-26T10:00:00Z">
+        <w:r>
+          <w:rPr>
+            <w:rFonts w:cstheme="minorHAnsi"/>
+            <w:color w:val="24303B"/>
+            <w:sz w:val="24"/>
+            <w:szCs w:val="24"/>
+            <w:lang w:val="nl-BE"/>
+          </w:rPr>
+          <w:t xml:space="preserve">UZ Gent</w:t>
+        </w:r>
+      </w:ins>
     </w:p>
     <w:p>
       <w:pPr>
@@ -746,16 +849,30 @@
         </w:rPr>
         <w:t xml:space="preserve"> </w:t>
       </w:r>
-      <w:r>
-        <w:rPr>
-          <w:rFonts w:cstheme="minorHAnsi"/>
-          <w:color w:val="24303B"/>
-          <w:sz w:val="24"/>
-          <w:szCs w:val="24"/>
-          <w:lang w:val="nl-BE"/>
-        </w:rPr>
-        <w:t>Azorg</w:t>
-      </w:r>
+      <w:del w:id="1045" w:author="Janou De Buyser" w:date="2026-10-26T10:00:00Z">
+        <w:r>
+          <w:rPr>
+            <w:rFonts w:cstheme="minorHAnsi"/>
+            <w:color w:val="24303B"/>
+            <w:sz w:val="24"/>
+            <w:szCs w:val="24"/>
+            <w:lang w:val="nl-BE"/>
+          </w:rPr>
+          <w:delText>Azorg</w:delText>
+        </w:r>
+      </w:del>
+      <w:ins w:id="1046" w:author="Janou De Buyser" w:date="2026-10-26T10:00:00Z">
+        <w:r>
+          <w:rPr>
+            <w:rFonts w:cstheme="minorHAnsi"/>
+            <w:color w:val="24303B"/>
+            <w:sz w:val="24"/>
+            <w:szCs w:val="24"/>
+            <w:lang w:val="nl-BE"/>
+          </w:rPr>
+          <w:t xml:space="preserve">AZORG</w:t>
+        </w:r>
+      </w:ins>
     </w:p>
     <w:p>
       <w:pPr>
@@ -779,7 +896,7 @@
           <w:lang w:val="nl-BE"/>
         </w:rPr>
       </w:pPr>
-      <w:commentRangeStart w:id="0"/>
+      <w:commentRangeStart w:id="1"/>
       <w:r>
         <w:rPr>
           <w:rFonts w:cstheme="minorHAnsi"/>
@@ -790,7 +907,7 @@
         </w:rPr>
         <w:t xml:space="preserve">Dit interview zal </w:t>
       </w:r>
-      <w:del w:id="1000" w:author="Janou De Buyser" w:date="2026-10-25T10:00:00Z">
+      <w:del w:id="1025" w:author="Janou De Buyser" w:date="2026-10-26T10:00:00Z">
         <w:r>
           <w:rPr>
             <w:rFonts w:cstheme="minorHAnsi"/>
@@ -802,7 +919,7 @@
           <w:delText xml:space="preserve">maximaal anderhalf tot twee uur duren. Indien nodig zullen we na ongeveer een uur een korte pauze inlassen.</w:delText>
         </w:r>
       </w:del>
-      <w:ins w:id="1001" w:author="Janou De Buyser" w:date="2026-10-25T10:00:00Z">
+      <w:ins w:id="1026" w:author="Janou De Buyser" w:date="2026-10-26T10:00:00Z">
         <w:r>
           <w:rPr>
             <w:rFonts w:cstheme="minorHAnsi"/>
@@ -822,14 +939,286 @@
           <w:szCs w:val="24"/>
           <w:lang w:val="nl-BE"/>
         </w:rPr>
-        <w:t xml:space="preserve"> Ik zal je een aantal vragen stellen waarop je vrij kan antwoorden. Als je een bepaalde vraag niet wenst te beantwoorden, ben je daar uiteraard niet toe verplicht. Daarnaast kan je op elk moment beslissen om het interview stop te zetten, zonder dat je hiervoor een reden hoeft op te geven. Je mag tijdens het interview steeds verduidelijking vragen over de gestelde vragen. Het interview zal, mits jouw toestemming, opgenomen worden zodat het nadien kan worden uitgeschreven. Na transcriptie wordt het interview volledig gepseudonimiseerd verwerkt en vertrouwelijk behandeld.</w:t>
-      </w:r>
-      <w:commentRangeEnd w:id="0"/>
+        <w:t xml:space="preserve"> Ik zal </w:t>
+      </w:r>
+      <w:del w:id="1027" w:author="Janou De Buyser" w:date="2026-10-26T10:00:00Z">
+        <w:r>
+          <w:rPr>
+            <w:rFonts w:cstheme="minorHAnsi"/>
+            <w:color w:val="24303B"/>
+            <w:sz w:val="24"/>
+            <w:szCs w:val="24"/>
+            <w:lang w:val="nl-BE"/>
+          </w:rPr>
+          <w:delText xml:space="preserve">je een aantal</w:delText>
+        </w:r>
+      </w:del>
+      <w:ins w:id="1028" w:author="Janou De Buyser" w:date="2026-10-26T10:00:00Z">
+        <w:r>
+          <w:rPr>
+            <w:rFonts w:cstheme="minorHAnsi"/>
+            <w:color w:val="24303B"/>
+            <w:sz w:val="24"/>
+            <w:szCs w:val="24"/>
+            <w:lang w:val="nl-BE"/>
+          </w:rPr>
+          <w:t xml:space="preserve">u een aantal</w:t>
+        </w:r>
+      </w:ins>
+      <w:r>
+        <w:rPr>
+          <w:rFonts w:cstheme="minorHAnsi"/>
+          <w:color w:val="24303B"/>
+          <w:sz w:val="24"/>
+          <w:szCs w:val="24"/>
+          <w:lang w:val="nl-BE"/>
+        </w:rPr>
+        <w:t xml:space="preserve"> vragen stellen </w:t>
+      </w:r>
+      <w:del w:id="1029" w:author="Janou De Buyser" w:date="2026-10-26T10:00:00Z">
+        <w:r>
+          <w:rPr>
+            <w:rFonts w:cstheme="minorHAnsi"/>
+            <w:color w:val="24303B"/>
+            <w:sz w:val="24"/>
+            <w:szCs w:val="24"/>
+            <w:lang w:val="nl-BE"/>
+          </w:rPr>
+          <w:delText xml:space="preserve">waarop je vrij</w:delText>
+        </w:r>
+      </w:del>
+      <w:ins w:id="1030" w:author="Janou De Buyser" w:date="2026-10-26T10:00:00Z">
+        <w:r>
+          <w:rPr>
+            <w:rFonts w:cstheme="minorHAnsi"/>
+            <w:color w:val="24303B"/>
+            <w:sz w:val="24"/>
+            <w:szCs w:val="24"/>
+            <w:lang w:val="nl-BE"/>
+          </w:rPr>
+          <w:t xml:space="preserve">waarop u vrij</w:t>
+        </w:r>
+      </w:ins>
+      <w:r>
+        <w:rPr>
+          <w:rFonts w:cstheme="minorHAnsi"/>
+          <w:color w:val="24303B"/>
+          <w:sz w:val="24"/>
+          <w:szCs w:val="24"/>
+          <w:lang w:val="nl-BE"/>
+        </w:rPr>
+        <w:t xml:space="preserve"> kan antwoorden. </w:t>
+      </w:r>
+      <w:del w:id="1031" w:author="Janou De Buyser" w:date="2026-10-26T10:00:00Z">
+        <w:r>
+          <w:rPr>
+            <w:rFonts w:cstheme="minorHAnsi"/>
+            <w:color w:val="24303B"/>
+            <w:sz w:val="24"/>
+            <w:szCs w:val="24"/>
+            <w:lang w:val="nl-BE"/>
+          </w:rPr>
+          <w:delText xml:space="preserve">Als je een</w:delText>
+        </w:r>
+      </w:del>
+      <w:ins w:id="1032" w:author="Janou De Buyser" w:date="2026-10-26T10:00:00Z">
+        <w:r>
+          <w:rPr>
+            <w:rFonts w:cstheme="minorHAnsi"/>
+            <w:color w:val="24303B"/>
+            <w:sz w:val="24"/>
+            <w:szCs w:val="24"/>
+            <w:lang w:val="nl-BE"/>
+          </w:rPr>
+          <w:t xml:space="preserve">Als u een</w:t>
+        </w:r>
+      </w:ins>
+      <w:r>
+        <w:rPr>
+          <w:rFonts w:cstheme="minorHAnsi"/>
+          <w:color w:val="24303B"/>
+          <w:sz w:val="24"/>
+          <w:szCs w:val="24"/>
+          <w:lang w:val="nl-BE"/>
+        </w:rPr>
+        <w:t xml:space="preserve"> bepaalde vraag niet wenst te beantwoorden, </w:t>
+      </w:r>
+      <w:del w:id="1033" w:author="Janou De Buyser" w:date="2026-10-26T10:00:00Z">
+        <w:r>
+          <w:rPr>
+            <w:rFonts w:cstheme="minorHAnsi"/>
+            <w:color w:val="24303B"/>
+            <w:sz w:val="24"/>
+            <w:szCs w:val="24"/>
+            <w:lang w:val="nl-BE"/>
+          </w:rPr>
+          <w:delText xml:space="preserve">ben je daar</w:delText>
+        </w:r>
+      </w:del>
+      <w:ins w:id="1034" w:author="Janou De Buyser" w:date="2026-10-26T10:00:00Z">
+        <w:r>
+          <w:rPr>
+            <w:rFonts w:cstheme="minorHAnsi"/>
+            <w:color w:val="24303B"/>
+            <w:sz w:val="24"/>
+            <w:szCs w:val="24"/>
+            <w:lang w:val="nl-BE"/>
+          </w:rPr>
+          <w:t xml:space="preserve">bent u daar</w:t>
+        </w:r>
+      </w:ins>
+      <w:r>
+        <w:rPr>
+          <w:rFonts w:cstheme="minorHAnsi"/>
+          <w:color w:val="24303B"/>
+          <w:sz w:val="24"/>
+          <w:szCs w:val="24"/>
+          <w:lang w:val="nl-BE"/>
+        </w:rPr>
+        <w:t xml:space="preserve"> uiteraard niet toe verplicht. Daarnaast </w:t>
+      </w:r>
+      <w:del w:id="1035" w:author="Janou De Buyser" w:date="2026-10-26T10:00:00Z">
+        <w:r>
+          <w:rPr>
+            <w:rFonts w:cstheme="minorHAnsi"/>
+            <w:color w:val="24303B"/>
+            <w:sz w:val="24"/>
+            <w:szCs w:val="24"/>
+            <w:lang w:val="nl-BE"/>
+          </w:rPr>
+          <w:delText xml:space="preserve">kan je op elk</w:delText>
+        </w:r>
+      </w:del>
+      <w:ins w:id="1036" w:author="Janou De Buyser" w:date="2026-10-26T10:00:00Z">
+        <w:r>
+          <w:rPr>
+            <w:rFonts w:cstheme="minorHAnsi"/>
+            <w:color w:val="24303B"/>
+            <w:sz w:val="24"/>
+            <w:szCs w:val="24"/>
+            <w:lang w:val="nl-BE"/>
+          </w:rPr>
+          <w:t xml:space="preserve">kan u op elk</w:t>
+        </w:r>
+      </w:ins>
+      <w:r>
+        <w:rPr>
+          <w:rFonts w:cstheme="minorHAnsi"/>
+          <w:color w:val="24303B"/>
+          <w:sz w:val="24"/>
+          <w:szCs w:val="24"/>
+          <w:lang w:val="nl-BE"/>
+        </w:rPr>
+        <w:t xml:space="preserve"> moment beslissen om het interview stop te zetten, </w:t>
+      </w:r>
+      <w:del w:id="1037" w:author="Janou De Buyser" w:date="2026-10-26T10:00:00Z">
+        <w:r>
+          <w:rPr>
+            <w:rFonts w:cstheme="minorHAnsi"/>
+            <w:color w:val="24303B"/>
+            <w:sz w:val="24"/>
+            <w:szCs w:val="24"/>
+            <w:lang w:val="nl-BE"/>
+          </w:rPr>
+          <w:delText xml:space="preserve">zonder dat je hiervoor</w:delText>
+        </w:r>
+      </w:del>
+      <w:ins w:id="1038" w:author="Janou De Buyser" w:date="2026-10-26T10:00:00Z">
+        <w:r>
+          <w:rPr>
+            <w:rFonts w:cstheme="minorHAnsi"/>
+            <w:color w:val="24303B"/>
+            <w:sz w:val="24"/>
+            <w:szCs w:val="24"/>
+            <w:lang w:val="nl-BE"/>
+          </w:rPr>
+          <w:t xml:space="preserve">zonder dat u hiervoor</w:t>
+        </w:r>
+      </w:ins>
+      <w:r>
+        <w:rPr>
+          <w:rFonts w:cstheme="minorHAnsi"/>
+          <w:color w:val="24303B"/>
+          <w:sz w:val="24"/>
+          <w:szCs w:val="24"/>
+          <w:lang w:val="nl-BE"/>
+        </w:rPr>
+        <w:t xml:space="preserve"> een reden hoeft op te geven. </w:t>
+      </w:r>
+      <w:del w:id="1039" w:author="Janou De Buyser" w:date="2026-10-26T10:00:00Z">
+        <w:r>
+          <w:rPr>
+            <w:rFonts w:cstheme="minorHAnsi"/>
+            <w:color w:val="24303B"/>
+            <w:sz w:val="24"/>
+            <w:szCs w:val="24"/>
+            <w:lang w:val="nl-BE"/>
+          </w:rPr>
+          <w:delText xml:space="preserve">Je mag tijdens</w:delText>
+        </w:r>
+      </w:del>
+      <w:ins w:id="1040" w:author="Janou De Buyser" w:date="2026-10-26T10:00:00Z">
+        <w:r>
+          <w:rPr>
+            <w:rFonts w:cstheme="minorHAnsi"/>
+            <w:color w:val="24303B"/>
+            <w:sz w:val="24"/>
+            <w:szCs w:val="24"/>
+            <w:lang w:val="nl-BE"/>
+          </w:rPr>
+          <w:t xml:space="preserve">U mag tijdens</w:t>
+        </w:r>
+      </w:ins>
+      <w:r>
+        <w:rPr>
+          <w:rFonts w:cstheme="minorHAnsi"/>
+          <w:color w:val="24303B"/>
+          <w:sz w:val="24"/>
+          <w:szCs w:val="24"/>
+          <w:lang w:val="nl-BE"/>
+        </w:rPr>
+        <w:t xml:space="preserve"> het interview steeds verduidelijking vragen over de gestelde vragen. Het interview zal, </w:t>
+      </w:r>
+      <w:del w:id="1041" w:author="Janou De Buyser" w:date="2026-10-26T10:00:00Z">
+        <w:r>
+          <w:rPr>
+            <w:rFonts w:cstheme="minorHAnsi"/>
+            <w:color w:val="24303B"/>
+            <w:sz w:val="24"/>
+            <w:szCs w:val="24"/>
+            <w:lang w:val="nl-BE"/>
+          </w:rPr>
+          <w:delText xml:space="preserve">mits jouw toestemming</w:delText>
+        </w:r>
+      </w:del>
+      <w:ins w:id="1042" w:author="Janou De Buyser" w:date="2026-10-26T10:00:00Z">
+        <w:r>
+          <w:rPr>
+            <w:rFonts w:cstheme="minorHAnsi"/>
+            <w:color w:val="24303B"/>
+            <w:sz w:val="24"/>
+            <w:szCs w:val="24"/>
+            <w:lang w:val="nl-BE"/>
+          </w:rPr>
+          <w:t xml:space="preserve">mits uw toestemming</w:t>
+        </w:r>
+      </w:ins>
+      <w:r>
+        <w:rPr>
+          <w:rFonts w:cstheme="minorHAnsi"/>
+          <w:color w:val="24303B"/>
+          <w:sz w:val="24"/>
+          <w:szCs w:val="24"/>
+          <w:lang w:val="nl-BE"/>
+        </w:rPr>
+        <w:t xml:space="preserve">, opgenomen worden zodat het nadien kan worden uitgeschreven. Na transcriptie wordt het interview volledig gepseudonimiseerd verwerkt en vertrouwelijk behandeld.</w:t>
+      </w:r>
+      <w:commentRangeEnd w:id="1"/>
       <w:r>
         <w:rPr>
           <w:rStyle w:val="CommentReference"/>
         </w:rPr>
-        <w:commentReference w:id="0"/>
+        <w:commentReference w:id="1"/>
       </w:r>
     </w:p>
     <w:p>
@@ -911,8 +1300,34 @@
           <w:szCs w:val="24"/>
           <w:lang w:val="nl-BE"/>
         </w:rPr>
-        <w:t>Naam, datum en Handtekening</w:t>
-      </w:r>
+        <w:t xml:space="preserve">Naam, datum en </w:t>
+      </w:r>
+      <w:del w:id="1047" w:author="Janou De Buyser" w:date="2026-10-26T10:00:00Z">
+        <w:r>
+          <w:rPr>
+            <w:rFonts w:cstheme="minorHAnsi"/>
+            <w:b/>
+            <w:color w:val="24303B"/>
+            <w:sz w:val="24"/>
+            <w:szCs w:val="24"/>
+            <w:lang w:val="nl-BE"/>
+          </w:rPr>
+          <w:delText xml:space="preserve">Handtekening</w:delText>
+        </w:r>
+      </w:del>
+      <w:ins w:id="1048" w:author="Janou De Buyser" w:date="2026-10-26T10:00:00Z">
+        <w:r>
+          <w:rPr>
+            <w:rFonts w:cstheme="minorHAnsi"/>
+            <w:b/>
+            <w:color w:val="24303B"/>
+            <w:sz w:val="24"/>
+            <w:szCs w:val="24"/>
+            <w:lang w:val="nl-BE"/>
+          </w:rPr>
+          <w:t xml:space="preserve">handtekening</w:t>
+        </w:r>
+      </w:ins>
     </w:p>
     <w:p>
       <w:pPr>
@@ -1040,6 +1455,114 @@
           <w:lang w:val="nl-BE"/>
         </w:rPr>
       </w:pPr>
+      <w:del w:id="1049" w:author="Janou De Buyser" w:date="2026-10-26T10:00:00Z">
+        <w:r>
+          <w:rPr>
+            <w:rFonts w:cstheme="minorHAnsi"/>
+            <w:color w:val="24303B"/>
+            <w:sz w:val="24"/>
+            <w:szCs w:val="24"/>
+            <w:lang w:val="nl-BE"/>
+          </w:rPr>
+          <w:delText xml:space="preserve">Wat is </w:delText>
+        </w:r>
+      </w:del>
+      <w:del w:id="1050" w:author="Janou De Buyser" w:date="2026-10-26T10:00:00Z">
+        <w:r>
+          <w:rPr>
+            <w:rFonts w:cstheme="minorHAnsi"/>
+            <w:color w:val="24303B"/>
+            <w:sz w:val="24"/>
+            <w:szCs w:val="24"/>
+            <w:lang w:val="nl-BE"/>
+          </w:rPr>
+          <w:delText>jouw</w:delText>
+        </w:r>
+      </w:del>
+      <w:del w:id="1051" w:author="Janou De Buyser" w:date="2026-10-26T10:00:00Z">
+        <w:r>
+          <w:rPr>
+            <w:rFonts w:cstheme="minorHAnsi"/>
+            <w:color w:val="24303B"/>
+            <w:sz w:val="24"/>
+            <w:szCs w:val="24"/>
+            <w:lang w:val="nl-BE"/>
+          </w:rPr>
+          <w:delText xml:space="preserve"> ervaring met het </w:delText>
+        </w:r>
+      </w:del>
+      <w:del w:id="1052" w:author="Janou De Buyser" w:date="2026-10-26T10:00:00Z">
+        <w:r>
+          <w:rPr>
+            <w:rFonts w:cstheme="minorHAnsi"/>
+            <w:color w:val="24303B"/>
+            <w:sz w:val="24"/>
+            <w:szCs w:val="24"/>
+            <w:lang w:val="nl-BE"/>
+          </w:rPr>
+          <w:delText>uitvoeren</w:delText>
+        </w:r>
+      </w:del>
+      <w:del w:id="1053" w:author="Janou De Buyser" w:date="2026-10-26T10:00:00Z">
+        <w:r>
+          <w:rPr>
+            <w:rFonts w:cstheme="minorHAnsi"/>
+            <w:color w:val="24303B"/>
+            <w:sz w:val="24"/>
+            <w:szCs w:val="24"/>
+            <w:lang w:val="nl-BE"/>
+          </w:rPr>
+          <w:delText xml:space="preserve"> van nieuwe </w:delText>
+        </w:r>
+      </w:del>
+      <w:del w:id="1054" w:author="Janou De Buyser" w:date="2026-10-26T10:00:00Z">
+        <w:r>
+          <w:rPr>
+            <w:rFonts w:cstheme="minorHAnsi"/>
+            <w:color w:val="24303B"/>
+            <w:sz w:val="24"/>
+            <w:szCs w:val="24"/>
+            <w:lang w:val="nl-BE"/>
+          </w:rPr>
+          <w:delText>behandel</w:delText>
+        </w:r>
+      </w:del>
+      <w:del w:id="1055" w:author="Janou De Buyser" w:date="2026-10-26T10:00:00Z">
+        <w:r>
+          <w:rPr>
+            <w:rFonts w:cstheme="minorHAnsi"/>
+            <w:color w:val="24303B"/>
+            <w:sz w:val="24"/>
+            <w:szCs w:val="24"/>
+            <w:lang w:val="nl-BE"/>
+          </w:rPr>
+          <w:delText>programma’s</w:delText>
+        </w:r>
+      </w:del>
+      <w:del w:id="1056" w:author="Janou De Buyser" w:date="2026-10-26T10:00:00Z">
+        <w:r>
+          <w:rPr>
+            <w:rFonts w:cstheme="minorHAnsi"/>
+            <w:color w:val="24303B"/>
+            <w:sz w:val="24"/>
+            <w:szCs w:val="24"/>
+            <w:lang w:val="nl-BE"/>
+          </w:rPr>
+          <w:delText xml:space="preserve">?</w:delText>
+        </w:r>
+      </w:del>
+      <w:ins w:id="1057" w:author="Janou De Buyser" w:date="2026-10-26T10:00:00Z">
+        <w:r>
+          <w:rPr>
+            <w:rFonts w:cstheme="minorHAnsi"/>
+            <w:color w:val="24303B"/>
+            <w:sz w:val="24"/>
+            <w:szCs w:val="24"/>
+            <w:lang w:val="nl-BE"/>
+          </w:rPr>
+          <w:t xml:space="preserve">Wat is uw ervaring met het invoeren van nieuwe zorgprogramma’s in uw organisatie?</w:t>
+        </w:r>
+      </w:ins>
       <w:r>
         <w:rPr>
           <w:rFonts w:cstheme="minorHAnsi"/>
@@ -1048,77 +1571,7 @@
           <w:szCs w:val="24"/>
           <w:lang w:val="nl-BE"/>
         </w:rPr>
-        <w:t xml:space="preserve">Wat is </w:t>
-      </w:r>
-      <w:r>
-        <w:rPr>
-          <w:rFonts w:cstheme="minorHAnsi"/>
-          <w:color w:val="24303B"/>
-          <w:sz w:val="24"/>
-          <w:szCs w:val="24"/>
-          <w:lang w:val="nl-BE"/>
-        </w:rPr>
-        <w:t>jouw</w:t>
-      </w:r>
-      <w:r>
-        <w:rPr>
-          <w:rFonts w:cstheme="minorHAnsi"/>
-          <w:color w:val="24303B"/>
-          <w:sz w:val="24"/>
-          <w:szCs w:val="24"/>
-          <w:lang w:val="nl-BE"/>
-        </w:rPr>
-        <w:t xml:space="preserve"> ervaring met het </w:t>
-      </w:r>
-      <w:r>
-        <w:rPr>
-          <w:rFonts w:cstheme="minorHAnsi"/>
-          <w:color w:val="24303B"/>
-          <w:sz w:val="24"/>
-          <w:szCs w:val="24"/>
-          <w:lang w:val="nl-BE"/>
-        </w:rPr>
-        <w:t>uitvoeren</w:t>
-      </w:r>
-      <w:r>
-        <w:rPr>
-          <w:rFonts w:cstheme="minorHAnsi"/>
-          <w:color w:val="24303B"/>
-          <w:sz w:val="24"/>
-          <w:szCs w:val="24"/>
-          <w:lang w:val="nl-BE"/>
-        </w:rPr>
-        <w:t xml:space="preserve"> van nieuwe </w:t>
-      </w:r>
-      <w:r>
-        <w:rPr>
-          <w:rFonts w:cstheme="minorHAnsi"/>
-          <w:color w:val="24303B"/>
-          <w:sz w:val="24"/>
-          <w:szCs w:val="24"/>
-          <w:lang w:val="nl-BE"/>
-        </w:rPr>
-        <w:t>behandel</w:t>
-      </w:r>
-      <w:r>
-        <w:rPr>
-          <w:rFonts w:cstheme="minorHAnsi"/>
-          <w:color w:val="24303B"/>
-          <w:sz w:val="24"/>
-          <w:szCs w:val="24"/>
-          <w:lang w:val="nl-BE"/>
-        </w:rPr>
-        <w:t>programma’s</w:t>
-      </w:r>
-      <w:r>
-        <w:rPr>
-          <w:rFonts w:cstheme="minorHAnsi"/>
-          <w:color w:val="24303B"/>
-          <w:sz w:val="24"/>
-          <w:szCs w:val="24"/>
-          <w:lang w:val="nl-BE"/>
-        </w:rPr>
-        <w:t xml:space="preserve">? </w:t>
+        <w:t xml:space="preserve"> </w:t>
       </w:r>
     </w:p>
     <w:p>
@@ -1135,6 +1588,78 @@
           <w:lang w:val="nl-BE"/>
         </w:rPr>
       </w:pPr>
+      <w:del w:id="1058" w:author="Janou De Buyser" w:date="2026-10-26T10:00:00Z">
+        <w:r>
+          <w:rPr>
+            <w:rFonts w:cstheme="minorHAnsi"/>
+            <w:color w:val="24303B"/>
+            <w:sz w:val="24"/>
+            <w:szCs w:val="24"/>
+            <w:lang w:val="nl-BE"/>
+          </w:rPr>
+          <w:delText xml:space="preserve">Hoe voel </w:delText>
+        </w:r>
+      </w:del>
+      <w:del w:id="1059" w:author="Janou De Buyser" w:date="2026-10-26T10:00:00Z">
+        <w:r>
+          <w:rPr>
+            <w:rFonts w:cstheme="minorHAnsi"/>
+            <w:color w:val="24303B"/>
+            <w:sz w:val="24"/>
+            <w:szCs w:val="24"/>
+            <w:lang w:val="nl-BE"/>
+          </w:rPr>
+          <w:delText>je je</w:delText>
+        </w:r>
+      </w:del>
+      <w:del w:id="1060" w:author="Janou De Buyser" w:date="2026-10-26T10:00:00Z">
+        <w:r>
+          <w:rPr>
+            <w:rFonts w:cstheme="minorHAnsi"/>
+            <w:color w:val="24303B"/>
+            <w:sz w:val="24"/>
+            <w:szCs w:val="24"/>
+            <w:lang w:val="nl-BE"/>
+          </w:rPr>
+          <w:delText xml:space="preserve"> bij het uitvoeren van nieuwe </w:delText>
+        </w:r>
+      </w:del>
+      <w:del w:id="1061" w:author="Janou De Buyser" w:date="2026-10-26T10:00:00Z">
+        <w:r>
+          <w:rPr>
+            <w:rFonts w:cstheme="minorHAnsi"/>
+            <w:color w:val="24303B"/>
+            <w:sz w:val="24"/>
+            <w:szCs w:val="24"/>
+            <w:lang w:val="nl-BE"/>
+          </w:rPr>
+          <w:delText>behandel</w:delText>
+        </w:r>
+      </w:del>
+      <w:del w:id="1062" w:author="Janou De Buyser" w:date="2026-10-26T10:00:00Z">
+        <w:r>
+          <w:rPr>
+            <w:rFonts w:cstheme="minorHAnsi"/>
+            <w:color w:val="24303B"/>
+            <w:sz w:val="24"/>
+            <w:szCs w:val="24"/>
+            <w:lang w:val="nl-BE"/>
+          </w:rPr>
+          <w:delText xml:space="preserve">programma’s?</w:delText>
+        </w:r>
+      </w:del>
+      <w:ins w:id="1063" w:author="Janou De Buyser" w:date="2026-10-26T10:00:00Z">
+        <w:r>
+          <w:rPr>
+            <w:rFonts w:cstheme="minorHAnsi"/>
+            <w:color w:val="24303B"/>
+            <w:sz w:val="24"/>
+            <w:szCs w:val="24"/>
+            <w:lang w:val="nl-BE"/>
+          </w:rPr>
+          <w:t xml:space="preserve">Hoe staat u tegenover het invoeren van nieuwe zorgprogramma’s?</w:t>
+        </w:r>
+      </w:ins>
       <w:r>
         <w:rPr>
           <w:rFonts w:cstheme="minorHAnsi"/>
@@ -1143,47 +1668,7 @@
           <w:szCs w:val="24"/>
           <w:lang w:val="nl-BE"/>
         </w:rPr>
-        <w:t xml:space="preserve">Hoe voel </w:t>
-      </w:r>
-      <w:r>
-        <w:rPr>
-          <w:rFonts w:cstheme="minorHAnsi"/>
-          <w:color w:val="24303B"/>
-          <w:sz w:val="24"/>
-          <w:szCs w:val="24"/>
-          <w:lang w:val="nl-BE"/>
-        </w:rPr>
-        <w:t>je je</w:t>
-      </w:r>
-      <w:r>
-        <w:rPr>
-          <w:rFonts w:cstheme="minorHAnsi"/>
-          <w:color w:val="24303B"/>
-          <w:sz w:val="24"/>
-          <w:szCs w:val="24"/>
-          <w:lang w:val="nl-BE"/>
-        </w:rPr>
-        <w:t xml:space="preserve"> bij het uitvoeren van nieuwe </w:t>
-      </w:r>
-      <w:r>
-        <w:rPr>
-          <w:rFonts w:cstheme="minorHAnsi"/>
-          <w:color w:val="24303B"/>
-          <w:sz w:val="24"/>
-          <w:szCs w:val="24"/>
-          <w:lang w:val="nl-BE"/>
-        </w:rPr>
-        <w:t>behandel</w:t>
-      </w:r>
-      <w:r>
-        <w:rPr>
-          <w:rFonts w:cstheme="minorHAnsi"/>
-          <w:color w:val="24303B"/>
-          <w:sz w:val="24"/>
-          <w:szCs w:val="24"/>
-          <w:lang w:val="nl-BE"/>
-        </w:rPr>
-        <w:t xml:space="preserve">programma’s? </w:t>
+        <w:t xml:space="preserve"> </w:t>
       </w:r>
     </w:p>
     <w:p>
@@ -1200,96 +1685,126 @@
           <w:lang w:val="nl-BE"/>
         </w:rPr>
       </w:pPr>
-      <w:r>
-        <w:rPr>
-          <w:rFonts w:cstheme="minorHAnsi"/>
-          <w:color w:val="24303B"/>
-          <w:sz w:val="24"/>
-          <w:szCs w:val="24"/>
-          <w:lang w:val="nl-BE"/>
-        </w:rPr>
-        <w:t>Wie ondersteunt</w:t>
-      </w:r>
-      <w:r>
-        <w:rPr>
-          <w:rFonts w:cstheme="minorHAnsi"/>
-          <w:color w:val="24303B"/>
-          <w:sz w:val="24"/>
-          <w:szCs w:val="24"/>
-          <w:lang w:val="nl-BE"/>
-        </w:rPr>
-        <w:t xml:space="preserve"> </w:t>
-      </w:r>
-      <w:r>
-        <w:rPr>
-          <w:rFonts w:cstheme="minorHAnsi"/>
-          <w:color w:val="24303B"/>
-          <w:sz w:val="24"/>
-          <w:szCs w:val="24"/>
-          <w:lang w:val="nl-BE"/>
-        </w:rPr>
-        <w:t>je</w:t>
-      </w:r>
-      <w:r>
-        <w:rPr>
-          <w:rFonts w:cstheme="minorHAnsi"/>
-          <w:color w:val="24303B"/>
-          <w:sz w:val="24"/>
-          <w:szCs w:val="24"/>
-          <w:lang w:val="nl-BE"/>
-        </w:rPr>
-        <w:t xml:space="preserve"> bij het </w:t>
-      </w:r>
-      <w:r>
-        <w:rPr>
-          <w:rFonts w:cstheme="minorHAnsi"/>
-          <w:color w:val="24303B"/>
-          <w:sz w:val="24"/>
-          <w:szCs w:val="24"/>
-          <w:lang w:val="nl-BE"/>
-        </w:rPr>
-        <w:t>uitvoeren</w:t>
-      </w:r>
-      <w:r>
-        <w:rPr>
-          <w:rFonts w:cstheme="minorHAnsi"/>
-          <w:color w:val="24303B"/>
-          <w:sz w:val="24"/>
-          <w:szCs w:val="24"/>
-          <w:lang w:val="nl-BE"/>
-        </w:rPr>
-        <w:t xml:space="preserve"> van nieuwe </w:t>
-      </w:r>
-      <w:r>
-        <w:rPr>
-          <w:rFonts w:cstheme="minorHAnsi"/>
-          <w:color w:val="24303B"/>
-          <w:sz w:val="24"/>
-          <w:szCs w:val="24"/>
-          <w:lang w:val="nl-BE"/>
-        </w:rPr>
-        <w:t>behandel</w:t>
-      </w:r>
-      <w:r>
-        <w:rPr>
-          <w:rFonts w:cstheme="minorHAnsi"/>
-          <w:color w:val="24303B"/>
-          <w:sz w:val="24"/>
-          <w:szCs w:val="24"/>
-          <w:lang w:val="nl-BE"/>
-        </w:rPr>
-        <w:t>programma’s</w:t>
-      </w:r>
-      <w:r>
-        <w:rPr>
-          <w:rFonts w:cstheme="minorHAnsi"/>
-          <w:color w:val="24303B"/>
-          <w:sz w:val="24"/>
-          <w:szCs w:val="24"/>
-          <w:lang w:val="nl-BE"/>
-        </w:rPr>
-        <w:t>?</w:t>
-      </w:r>
+      <w:del w:id="1064" w:author="Janou De Buyser" w:date="2026-10-26T10:00:00Z">
+        <w:r>
+          <w:rPr>
+            <w:rFonts w:cstheme="minorHAnsi"/>
+            <w:color w:val="24303B"/>
+            <w:sz w:val="24"/>
+            <w:szCs w:val="24"/>
+            <w:lang w:val="nl-BE"/>
+          </w:rPr>
+          <w:delText>Wie ondersteunt</w:delText>
+        </w:r>
+      </w:del>
+      <w:del w:id="1065" w:author="Janou De Buyser" w:date="2026-10-26T10:00:00Z">
+        <w:r>
+          <w:rPr>
+            <w:rFonts w:cstheme="minorHAnsi"/>
+            <w:color w:val="24303B"/>
+            <w:sz w:val="24"/>
+            <w:szCs w:val="24"/>
+            <w:lang w:val="nl-BE"/>
+          </w:rPr>
+          <w:delText xml:space="preserve"> </w:delText>
+        </w:r>
+      </w:del>
+      <w:del w:id="1066" w:author="Janou De Buyser" w:date="2026-10-26T10:00:00Z">
+        <w:r>
+          <w:rPr>
+            <w:rFonts w:cstheme="minorHAnsi"/>
+            <w:color w:val="24303B"/>
+            <w:sz w:val="24"/>
+            <w:szCs w:val="24"/>
+            <w:lang w:val="nl-BE"/>
+          </w:rPr>
+          <w:delText>je</w:delText>
+        </w:r>
+      </w:del>
+      <w:del w:id="1067" w:author="Janou De Buyser" w:date="2026-10-26T10:00:00Z">
+        <w:r>
+          <w:rPr>
+            <w:rFonts w:cstheme="minorHAnsi"/>
+            <w:color w:val="24303B"/>
+            <w:sz w:val="24"/>
+            <w:szCs w:val="24"/>
+            <w:lang w:val="nl-BE"/>
+          </w:rPr>
+          <w:delText xml:space="preserve"> bij het </w:delText>
+        </w:r>
+      </w:del>
+      <w:del w:id="1068" w:author="Janou De Buyser" w:date="2026-10-26T10:00:00Z">
+        <w:r>
+          <w:rPr>
+            <w:rFonts w:cstheme="minorHAnsi"/>
+            <w:color w:val="24303B"/>
+            <w:sz w:val="24"/>
+            <w:szCs w:val="24"/>
+            <w:lang w:val="nl-BE"/>
+          </w:rPr>
+          <w:delText>uitvoeren</w:delText>
+        </w:r>
+      </w:del>
+      <w:del w:id="1069" w:author="Janou De Buyser" w:date="2026-10-26T10:00:00Z">
+        <w:r>
+          <w:rPr>
+            <w:rFonts w:cstheme="minorHAnsi"/>
+            <w:color w:val="24303B"/>
+            <w:sz w:val="24"/>
+            <w:szCs w:val="24"/>
+            <w:lang w:val="nl-BE"/>
+          </w:rPr>
+          <w:delText xml:space="preserve"> van nieuwe </w:delText>
+        </w:r>
+      </w:del>
+      <w:del w:id="1070" w:author="Janou De Buyser" w:date="2026-10-26T10:00:00Z">
+        <w:r>
+          <w:rPr>
+            <w:rFonts w:cstheme="minorHAnsi"/>
+            <w:color w:val="24303B"/>
+            <w:sz w:val="24"/>
+            <w:szCs w:val="24"/>
+            <w:lang w:val="nl-BE"/>
+          </w:rPr>
+          <w:delText>behandel</w:delText>
+        </w:r>
+      </w:del>
+      <w:del w:id="1071" w:author="Janou De Buyser" w:date="2026-10-26T10:00:00Z">
+        <w:r>
+          <w:rPr>
+            <w:rFonts w:cstheme="minorHAnsi"/>
+            <w:color w:val="24303B"/>
+            <w:sz w:val="24"/>
+            <w:szCs w:val="24"/>
+            <w:lang w:val="nl-BE"/>
+          </w:rPr>
+          <w:delText>programma’s</w:delText>
+        </w:r>
+      </w:del>
+      <w:del w:id="1072" w:author="Janou De Buyser" w:date="2026-10-26T10:00:00Z">
+        <w:r>
+          <w:rPr>
+            <w:rFonts w:cstheme="minorHAnsi"/>
+            <w:color w:val="24303B"/>
+            <w:sz w:val="24"/>
+            <w:szCs w:val="24"/>
+            <w:lang w:val="nl-BE"/>
+          </w:rPr>
+          <w:delText>?</w:delText>
+        </w:r>
+      </w:del>
+      <w:ins w:id="1073" w:author="Janou De Buyser" w:date="2026-10-26T10:00:00Z">
+        <w:r>
+          <w:rPr>
+            <w:rFonts w:cstheme="minorHAnsi"/>
+            <w:color w:val="24303B"/>
+            <w:sz w:val="24"/>
+            <w:szCs w:val="24"/>
+            <w:lang w:val="nl-BE"/>
+          </w:rPr>
+          <w:t xml:space="preserve">Wie ondersteunt u daarbij?</w:t>
+        </w:r>
+      </w:ins>
     </w:p>
     <w:p>
       <w:pPr>
@@ -1315,7 +1830,7 @@
         </w:rPr>
         <w:t xml:space="preserve">Hoe ziet u uw rol in het uitrollen van </w:t>
       </w:r>
-      <w:del w:id="1002" w:author="Janou De Buyser" w:date="2026-10-25T10:00:00Z">
+      <w:del w:id="1081" w:author="Janou De Buyser" w:date="2026-10-26T10:00:00Z">
         <w:r>
           <w:rPr>
             <w:rFonts w:cstheme="minorHAnsi"/>
@@ -1327,7 +1842,7 @@
           <w:delText xml:space="preserve">revalidatieprogramma’s</w:delText>
         </w:r>
       </w:del>
-      <w:ins w:id="1003" w:author="Janou De Buyser" w:date="2026-10-25T10:00:00Z">
+      <w:ins w:id="1082" w:author="Janou De Buyser" w:date="2026-10-26T10:00:00Z">
         <w:r>
           <w:rPr>
             <w:rFonts w:cstheme="minorHAnsi"/>
@@ -1374,66 +1889,90 @@
           <w:lang w:val="nl-BE"/>
         </w:rPr>
       </w:pPr>
-      <w:r>
-        <w:rPr>
-          <w:rFonts w:cstheme="minorHAnsi"/>
-          <w:color w:val="24303B"/>
-          <w:sz w:val="24"/>
-          <w:szCs w:val="24"/>
-          <w:lang w:val="nl-BE"/>
-        </w:rPr>
-        <w:t xml:space="preserve">Kan je even in je eigen woorden omschrijven wat de </w:t>
-      </w:r>
-      <w:r>
-        <w:rPr>
-          <w:rFonts w:cstheme="minorHAnsi"/>
-          <w:color w:val="24303B"/>
-          <w:sz w:val="24"/>
-          <w:szCs w:val="24"/>
-          <w:lang w:val="nl-BE"/>
-        </w:rPr>
-        <w:t xml:space="preserve">inhoud van </w:t>
-      </w:r>
-      <w:r>
-        <w:rPr>
-          <w:rFonts w:cstheme="minorHAnsi"/>
-          <w:color w:val="24303B"/>
-          <w:sz w:val="24"/>
-          <w:szCs w:val="24"/>
-          <w:lang w:val="nl-BE"/>
-        </w:rPr>
-        <w:t xml:space="preserve">de </w:t>
-      </w:r>
-      <w:r>
-        <w:rPr>
-          <w:rFonts w:cstheme="minorHAnsi"/>
-          <w:color w:val="24303B"/>
-          <w:sz w:val="24"/>
-          <w:szCs w:val="24"/>
-          <w:lang w:val="nl-BE"/>
-        </w:rPr>
-        <w:t>PARADISE interventie</w:t>
-      </w:r>
-      <w:r>
-        <w:rPr>
-          <w:rFonts w:cstheme="minorHAnsi"/>
-          <w:color w:val="24303B"/>
-          <w:sz w:val="24"/>
-          <w:szCs w:val="24"/>
-          <w:lang w:val="nl-BE"/>
-        </w:rPr>
-        <w:t xml:space="preserve"> is</w:t>
-      </w:r>
-      <w:r>
-        <w:rPr>
-          <w:rFonts w:cstheme="minorHAnsi"/>
-          <w:color w:val="24303B"/>
-          <w:sz w:val="24"/>
-          <w:szCs w:val="24"/>
-          <w:lang w:val="nl-BE"/>
-        </w:rPr>
-        <w:t>?</w:t>
-      </w:r>
+      <w:del w:id="1074" w:author="Janou De Buyser" w:date="2026-10-26T10:00:00Z">
+        <w:r>
+          <w:rPr>
+            <w:rFonts w:cstheme="minorHAnsi"/>
+            <w:color w:val="24303B"/>
+            <w:sz w:val="24"/>
+            <w:szCs w:val="24"/>
+            <w:lang w:val="nl-BE"/>
+          </w:rPr>
+          <w:delText xml:space="preserve">Kan je even in je eigen woorden omschrijven wat de </w:delText>
+        </w:r>
+      </w:del>
+      <w:del w:id="1075" w:author="Janou De Buyser" w:date="2026-10-26T10:00:00Z">
+        <w:r>
+          <w:rPr>
+            <w:rFonts w:cstheme="minorHAnsi"/>
+            <w:color w:val="24303B"/>
+            <w:sz w:val="24"/>
+            <w:szCs w:val="24"/>
+            <w:lang w:val="nl-BE"/>
+          </w:rPr>
+          <w:delText xml:space="preserve">inhoud van </w:delText>
+        </w:r>
+      </w:del>
+      <w:del w:id="1076" w:author="Janou De Buyser" w:date="2026-10-26T10:00:00Z">
+        <w:r>
+          <w:rPr>
+            <w:rFonts w:cstheme="minorHAnsi"/>
+            <w:color w:val="24303B"/>
+            <w:sz w:val="24"/>
+            <w:szCs w:val="24"/>
+            <w:lang w:val="nl-BE"/>
+          </w:rPr>
+          <w:delText xml:space="preserve">de </w:delText>
+        </w:r>
+      </w:del>
+      <w:del w:id="1077" w:author="Janou De Buyser" w:date="2026-10-26T10:00:00Z">
+        <w:r>
+          <w:rPr>
+            <w:rFonts w:cstheme="minorHAnsi"/>
+            <w:color w:val="24303B"/>
+            <w:sz w:val="24"/>
+            <w:szCs w:val="24"/>
+            <w:lang w:val="nl-BE"/>
+          </w:rPr>
+          <w:delText>PARADISE interventie</w:delText>
+        </w:r>
+      </w:del>
+      <w:del w:id="1078" w:author="Janou De Buyser" w:date="2026-10-26T10:00:00Z">
+        <w:r>
+          <w:rPr>
+            <w:rFonts w:cstheme="minorHAnsi"/>
+            <w:color w:val="24303B"/>
+            <w:sz w:val="24"/>
+            <w:szCs w:val="24"/>
+            <w:lang w:val="nl-BE"/>
+          </w:rPr>
+          <w:delText xml:space="preserve"> is</w:delText>
+        </w:r>
+      </w:del>
+      <w:del w:id="1079" w:author="Janou De Buyser" w:date="2026-10-26T10:00:00Z">
+        <w:r>
+          <w:rPr>
+            <w:rFonts w:cstheme="minorHAnsi"/>
+            <w:color w:val="24303B"/>
+            <w:sz w:val="24"/>
+            <w:szCs w:val="24"/>
+            <w:lang w:val="nl-BE"/>
+          </w:rPr>
+          <w:delText>?</w:delText>
+        </w:r>
+      </w:del>
+      <w:ins w:id="1080" w:author="Janou De Buyser" w:date="2026-10-26T10:00:00Z">
+        <w:r>
+          <w:rPr>
+            <w:rFonts w:cstheme="minorHAnsi"/>
+            <w:color w:val="24303B"/>
+            <w:sz w:val="24"/>
+            <w:szCs w:val="24"/>
+            <w:lang w:val="nl-BE"/>
+          </w:rPr>
+          <w:t xml:space="preserve">Kan u in uw eigen woorden omschrijven wat de PARADISE-interventie inhoudt?</w:t>
+        </w:r>
+      </w:ins>
     </w:p>
     <w:p>
       <w:pPr>
@@ -1604,184 +2143,38 @@
           <w:u w:val="single"/>
           <w:lang w:val="nl-BE"/>
         </w:rPr>
-        <w:t>1. Als we kijken naar het opstarten van de PARADISE-interventie binnen jullie diabetesvoetkliniek, hoe is die opstart verlopen?</w:t>
-      </w:r>
-    </w:p>
-    <w:p>
-      <w:pPr>
-        <w:ind w:left="720"/>
-        <w:rPr>
-          <w:rFonts w:cstheme="minorHAnsi"/>
-          <w:sz w:val="24"/>
-          <w:szCs w:val="24"/>
-          <w:lang/>
-        </w:rPr>
-      </w:pPr>
-      <w:r>
-        <w:rPr>
-          <w:rFonts w:ascii="Wingdings" w:eastAsia="Wingdings" w:hAnsi="Wingdings" w:cstheme="minorHAnsi"/>
-          <w:lang/>
-        </w:rPr>
-        <w:t>è</w:t>
-      </w:r>
-      <w:r>
-        <w:rPr>
-          <w:rFonts w:cstheme="minorHAnsi"/>
-          <w:color w:val="24303B"/>
-          <w:sz w:val="24"/>
-          <w:szCs w:val="24"/>
-          <w:lang/>
-        </w:rPr>
-        <w:t>Welke zaken verliepen vlot?</w:t>
-      </w:r>
-      <w:r>
-        <w:rPr>
-          <w:rFonts w:cstheme="minorHAnsi"/>
-          <w:color w:val="24303B"/>
-          <w:sz w:val="24"/>
-          <w:szCs w:val="24"/>
-          <w:lang/>
-        </w:rPr>
-        <w:br/>
-      </w:r>
-      <w:r>
-        <w:rPr>
-          <w:rFonts w:ascii="Wingdings" w:eastAsia="Wingdings" w:hAnsi="Wingdings" w:cstheme="minorHAnsi"/>
-          <w:lang/>
-        </w:rPr>
-        <w:t>è</w:t>
-      </w:r>
-      <w:r>
-        <w:rPr>
-          <w:rFonts w:cstheme="minorHAnsi"/>
-          <w:color w:val="24303B"/>
-          <w:sz w:val="24"/>
-          <w:szCs w:val="24"/>
-          <w:lang/>
-        </w:rPr>
-        <w:t xml:space="preserve"> Welke zaken verliepen minder vlot?</w:t>
-      </w:r>
-      <w:r>
-        <w:rPr>
-          <w:rFonts w:cstheme="minorHAnsi"/>
-          <w:color w:val="24303B"/>
-          <w:sz w:val="24"/>
-          <w:szCs w:val="24"/>
-          <w:lang/>
-        </w:rPr>
-        <w:br/>
-      </w:r>
-      <w:r>
-        <w:rPr>
-          <w:rFonts w:ascii="Wingdings" w:eastAsia="Wingdings" w:hAnsi="Wingdings" w:cstheme="minorHAnsi"/>
-          <w:lang/>
-        </w:rPr>
-        <w:t>è</w:t>
-      </w:r>
-      <w:r>
-        <w:rPr>
-          <w:rFonts w:cstheme="minorHAnsi"/>
-          <w:color w:val="24303B"/>
-          <w:sz w:val="24"/>
-          <w:szCs w:val="24"/>
-          <w:lang/>
-        </w:rPr>
-        <w:t>Hoe heeft u deze moeilijkheden aangepakt?</w:t>
-      </w:r>
-      <w:r>
-        <w:rPr>
-          <w:rFonts w:cstheme="minorHAnsi"/>
-          <w:color w:val="24303B"/>
-          <w:sz w:val="24"/>
-          <w:szCs w:val="24"/>
-          <w:lang/>
-        </w:rPr>
-        <w:br/>
-      </w:r>
-      <w:r>
-        <w:rPr>
-          <w:rFonts w:ascii="Wingdings" w:eastAsia="Wingdings" w:hAnsi="Wingdings" w:cstheme="minorHAnsi"/>
-          <w:lang/>
-        </w:rPr>
-        <w:t>è</w:t>
-      </w:r>
-      <w:r>
-        <w:rPr>
-          <w:rFonts w:cstheme="minorHAnsi"/>
-          <w:color w:val="24303B"/>
-          <w:sz w:val="24"/>
-          <w:szCs w:val="24"/>
-          <w:lang/>
-        </w:rPr>
-        <w:t xml:space="preserve"> Hoe zouden deze moeilijkheden in de toekomst vermeden kunnen worden?</w:t>
-      </w:r>
-      <w:r>
-        <w:rPr>
-          <w:rFonts w:cstheme="minorHAnsi"/>
-          <w:color w:val="24303B"/>
-          <w:sz w:val="24"/>
-          <w:szCs w:val="24"/>
-          <w:lang/>
-        </w:rPr>
-        <w:br/>
-      </w:r>
-      <w:r>
-        <w:rPr>
-          <w:rFonts w:ascii="Wingdings" w:eastAsia="Wingdings" w:hAnsi="Wingdings" w:cstheme="minorHAnsi"/>
-          <w:lang/>
-        </w:rPr>
-        <w:t>è</w:t>
-      </w:r>
-      <w:r>
-        <w:rPr>
-          <w:rFonts w:cstheme="minorHAnsi"/>
-          <w:color w:val="24303B"/>
-          <w:sz w:val="24"/>
-          <w:szCs w:val="24"/>
-          <w:lang/>
-        </w:rPr>
-        <w:t>Werden er aanpassingen gedaan aan de organisatie of uitvoering van de PARADISE-interventie om de implementatie vlotter te laten verlopen?</w:t>
-      </w:r>
-      <w:r>
-        <w:rPr>
-          <w:rFonts w:cstheme="minorHAnsi"/>
-          <w:color w:val="24303B"/>
-          <w:sz w:val="24"/>
-          <w:szCs w:val="24"/>
-          <w:lang/>
-        </w:rPr>
-        <w:br/>
-      </w:r>
-      <w:r>
-        <w:rPr>
-          <w:rFonts w:ascii="Wingdings" w:eastAsia="Wingdings" w:hAnsi="Wingdings" w:cstheme="minorHAnsi"/>
-          <w:lang/>
-        </w:rPr>
-        <w:t>è</w:t>
-      </w:r>
-      <w:r>
-        <w:rPr>
-          <w:rFonts w:cstheme="minorHAnsi"/>
-          <w:color w:val="24303B"/>
-          <w:sz w:val="24"/>
-          <w:szCs w:val="24"/>
-          <w:lang/>
-        </w:rPr>
-        <w:t>Welke ondersteuning had volgens u nog extra kunnen helpen tijdens de opstartfase?</w:t>
-      </w:r>
-    </w:p>
-    <w:p>
-      <w:pPr>
-        <w:rPr>
-          <w:rFonts w:cstheme="minorBidi"/>
-          <w:b/>
-          <w:bCs/>
-          <w:sz w:val="24"/>
-          <w:szCs w:val="24"/>
-          <w:u w:val="single"/>
-          <w:lang w:val="nl-BE"/>
-        </w:rPr>
-      </w:pPr>
+        <w:t xml:space="preserve">1. Als we kijken naar het opstarten van de PARADISE-interventie binnen </w:t>
+      </w:r>
+      <w:del w:id="1083" w:author="Janou De Buyser" w:date="2026-10-26T10:00:00Z">
+        <w:r>
+          <w:rPr>
+            <w:rFonts w:cstheme="minorBidi"/>
+            <w:b/>
+            <w:bCs/>
+            <w:color w:val="123A5F"/>
+            <w:sz w:val="24"/>
+            <w:szCs w:val="24"/>
+            <w:u w:val="single"/>
+            <w:lang w:val="nl-BE"/>
+          </w:rPr>
+          <w:delText xml:space="preserve">jullie</w:delText>
+        </w:r>
+      </w:del>
+      <w:ins w:id="1084" w:author="Janou De Buyser" w:date="2026-10-26T10:00:00Z">
+        <w:r>
+          <w:rPr>
+            <w:rFonts w:cstheme="minorBidi"/>
+            <w:b/>
+            <w:bCs/>
+            <w:color w:val="123A5F"/>
+            <w:sz w:val="24"/>
+            <w:szCs w:val="24"/>
+            <w:u w:val="single"/>
+            <w:lang w:val="nl-BE"/>
+          </w:rPr>
+          <w:t xml:space="preserve">uw</w:t>
+        </w:r>
+      </w:ins>
       <w:r>
         <w:rPr>
           <w:rFonts w:cstheme="minorBidi"/>
@@ -1793,7 +2186,7 @@
           <w:u w:val="single"/>
           <w:lang w:val="nl-BE"/>
         </w:rPr>
-        <w:t>2. Welke factoren binnen jullie diabetesvoetkliniek hebben ervoor gezorgd dat de implementatie van de PARADISE-interventie vlot verliep?</w:t>
+        <w:t xml:space="preserve"> diabetesvoetkliniek, hoe is die opstart verlopen?</w:t>
       </w:r>
     </w:p>
     <w:p>
@@ -1821,7 +2214,7 @@
           <w:szCs w:val="24"/>
           <w:lang/>
         </w:rPr>
-        <w:t>Welke van deze factoren denkt u dat aanwezig zijn in de meeste diabetesvoetklinieken?</w:t>
+        <w:t>Welke zaken verliepen vlot?</w:t>
       </w:r>
       <w:r>
         <w:rPr>
@@ -1848,7 +2241,7 @@
           <w:szCs w:val="24"/>
           <w:lang/>
         </w:rPr>
-        <w:t>Welke factoren zijn volgens u eerder specifiek voor jullie centrum?</w:t>
+        <w:t xml:space="preserve"> Welke zaken verliepen minder vlot?</w:t>
       </w:r>
       <w:r>
         <w:rPr>
@@ -1875,7 +2268,7 @@
           <w:szCs w:val="24"/>
           <w:lang/>
         </w:rPr>
-        <w:t>Welke rol speelde de multidisciplinaire samenwerking hierin?</w:t>
+        <w:t>Hoe heeft u deze moeilijkheden aangepakt?</w:t>
       </w:r>
       <w:r>
         <w:rPr>
@@ -1902,7 +2295,61 @@
           <w:szCs w:val="24"/>
           <w:lang/>
         </w:rPr>
-        <w:t>Welke invloed had de bestaande organisatie van diabetesvoetzorg op de implementatie?</w:t>
+        <w:t xml:space="preserve"> Hoe zouden deze moeilijkheden in de toekomst vermeden kunnen worden?</w:t>
+      </w:r>
+      <w:r>
+        <w:rPr>
+          <w:rFonts w:cstheme="minorHAnsi"/>
+          <w:color w:val="24303B"/>
+          <w:sz w:val="24"/>
+          <w:szCs w:val="24"/>
+          <w:lang/>
+        </w:rPr>
+        <w:br/>
+      </w:r>
+      <w:r>
+        <w:rPr>
+          <w:rFonts w:ascii="Wingdings" w:eastAsia="Wingdings" w:hAnsi="Wingdings" w:cstheme="minorHAnsi"/>
+          <w:lang/>
+        </w:rPr>
+        <w:t>è</w:t>
+      </w:r>
+      <w:r>
+        <w:rPr>
+          <w:rFonts w:cstheme="minorHAnsi"/>
+          <w:color w:val="24303B"/>
+          <w:sz w:val="24"/>
+          <w:szCs w:val="24"/>
+          <w:lang/>
+        </w:rPr>
+        <w:t>Werden er aanpassingen gedaan aan de organisatie of uitvoering van de PARADISE-interventie om de implementatie vlotter te laten verlopen?</w:t>
+      </w:r>
+      <w:r>
+        <w:rPr>
+          <w:rFonts w:cstheme="minorHAnsi"/>
+          <w:color w:val="24303B"/>
+          <w:sz w:val="24"/>
+          <w:szCs w:val="24"/>
+          <w:lang/>
+        </w:rPr>
+        <w:br/>
+      </w:r>
+      <w:r>
+        <w:rPr>
+          <w:rFonts w:ascii="Wingdings" w:eastAsia="Wingdings" w:hAnsi="Wingdings" w:cstheme="minorHAnsi"/>
+          <w:lang/>
+        </w:rPr>
+        <w:t>è</w:t>
+      </w:r>
+      <w:r>
+        <w:rPr>
+          <w:rFonts w:cstheme="minorHAnsi"/>
+          <w:color w:val="24303B"/>
+          <w:sz w:val="24"/>
+          <w:szCs w:val="24"/>
+          <w:lang/>
+        </w:rPr>
+        <w:t>Welke ondersteuning had volgens u nog extra kunnen helpen tijdens de opstartfase?</w:t>
       </w:r>
     </w:p>
     <w:p>
@@ -1928,131 +2375,38 @@
           <w:u w:val="single"/>
           <w:lang w:val="nl-BE"/>
         </w:rPr>
-        <w:t>3. Welke factoren binnen jullie diabetesvoetkliniek maakten de implementatie van de PARADISE-interventie moeilijker?</w:t>
-      </w:r>
-    </w:p>
-    <w:p>
-      <w:pPr>
-        <w:ind w:left="720"/>
-        <w:rPr>
-          <w:rFonts w:cstheme="minorHAnsi"/>
-          <w:sz w:val="24"/>
-          <w:szCs w:val="24"/>
-          <w:lang/>
-        </w:rPr>
-      </w:pPr>
-      <w:r>
-        <w:rPr>
-          <w:rFonts w:ascii="Wingdings" w:eastAsia="Wingdings" w:hAnsi="Wingdings" w:cstheme="minorHAnsi"/>
-          <w:lang/>
-        </w:rPr>
-        <w:lastRenderedPageBreak/>
-        <w:t>è</w:t>
-      </w:r>
-      <w:r>
-        <w:rPr>
-          <w:rFonts w:cstheme="minorHAnsi"/>
-          <w:color w:val="24303B"/>
-          <w:sz w:val="24"/>
-          <w:szCs w:val="24"/>
-          <w:lang/>
-        </w:rPr>
-        <w:t>Hoe bent u hiermee omgegaan?</w:t>
-      </w:r>
-      <w:r>
-        <w:rPr>
-          <w:rFonts w:cstheme="minorHAnsi"/>
-          <w:color w:val="24303B"/>
-          <w:sz w:val="24"/>
-          <w:szCs w:val="24"/>
-          <w:lang/>
-        </w:rPr>
-        <w:br/>
-      </w:r>
-      <w:r>
-        <w:rPr>
-          <w:rFonts w:ascii="Wingdings" w:eastAsia="Wingdings" w:hAnsi="Wingdings" w:cstheme="minorHAnsi"/>
-          <w:lang/>
-        </w:rPr>
-        <w:t>è</w:t>
-      </w:r>
-      <w:r>
-        <w:rPr>
-          <w:rFonts w:cstheme="minorHAnsi"/>
-          <w:color w:val="24303B"/>
-          <w:sz w:val="24"/>
-          <w:szCs w:val="24"/>
-          <w:lang/>
-        </w:rPr>
-        <w:t>Welke oplossingen werkten goed?</w:t>
-      </w:r>
-      <w:r>
-        <w:rPr>
-          <w:rFonts w:cstheme="minorHAnsi"/>
-          <w:color w:val="24303B"/>
-          <w:sz w:val="24"/>
-          <w:szCs w:val="24"/>
-          <w:lang/>
-        </w:rPr>
-        <w:br/>
-      </w:r>
-      <w:r>
-        <w:rPr>
-          <w:rFonts w:ascii="Wingdings" w:eastAsia="Wingdings" w:hAnsi="Wingdings" w:cstheme="minorHAnsi"/>
-          <w:lang/>
-        </w:rPr>
-        <w:t>è</w:t>
-      </w:r>
-      <w:r>
-        <w:rPr>
-          <w:rFonts w:cstheme="minorHAnsi"/>
-          <w:color w:val="24303B"/>
-          <w:sz w:val="24"/>
-          <w:szCs w:val="24"/>
-          <w:lang/>
-        </w:rPr>
-        <w:t>Welke oplossingen werkten minder goed?</w:t>
-      </w:r>
-      <w:r>
-        <w:rPr>
-          <w:rFonts w:cstheme="minorHAnsi"/>
-          <w:color w:val="24303B"/>
-          <w:sz w:val="24"/>
-          <w:szCs w:val="24"/>
-          <w:lang/>
-        </w:rPr>
-        <w:br/>
-      </w:r>
-      <w:r>
-        <w:rPr>
-          <w:rFonts w:ascii="Wingdings" w:eastAsia="Wingdings" w:hAnsi="Wingdings" w:cstheme="minorHAnsi"/>
-          <w:lang/>
-        </w:rPr>
-        <w:t>è</w:t>
-      </w:r>
-      <w:r>
-        <w:rPr>
-          <w:rFonts w:cstheme="minorHAnsi"/>
-          <w:color w:val="24303B"/>
-          <w:sz w:val="24"/>
-          <w:szCs w:val="24"/>
-          <w:lang/>
-        </w:rPr>
-        <w:t>Hoe zouden deze uitdagingen volgens u in de toekomst beter aangepakt kunnen worden?</w:t>
-      </w:r>
-    </w:p>
-    <w:p>
-      <w:pPr>
-        <w:rPr>
-          <w:rFonts w:cstheme="minorBidi"/>
-          <w:b/>
-          <w:bCs/>
-          <w:sz w:val="24"/>
-          <w:szCs w:val="24"/>
-          <w:u w:val="single"/>
-          <w:lang w:val="nl-BE"/>
-        </w:rPr>
-      </w:pPr>
+        <w:t xml:space="preserve">2. Welke factoren binnen </w:t>
+      </w:r>
+      <w:del w:id="1085" w:author="Janou De Buyser" w:date="2026-10-26T10:00:00Z">
+        <w:r>
+          <w:rPr>
+            <w:rFonts w:cstheme="minorBidi"/>
+            <w:b/>
+            <w:bCs/>
+            <w:color w:val="123A5F"/>
+            <w:sz w:val="24"/>
+            <w:szCs w:val="24"/>
+            <w:u w:val="single"/>
+            <w:lang w:val="nl-BE"/>
+          </w:rPr>
+          <w:delText xml:space="preserve">jullie</w:delText>
+        </w:r>
+      </w:del>
+      <w:ins w:id="1086" w:author="Janou De Buyser" w:date="2026-10-26T10:00:00Z">
+        <w:r>
+          <w:rPr>
+            <w:rFonts w:cstheme="minorBidi"/>
+            <w:b/>
+            <w:bCs/>
+            <w:color w:val="123A5F"/>
+            <w:sz w:val="24"/>
+            <w:szCs w:val="24"/>
+            <w:u w:val="single"/>
+            <w:lang w:val="nl-BE"/>
+          </w:rPr>
+          <w:t xml:space="preserve">uw</w:t>
+        </w:r>
+      </w:ins>
       <w:r>
         <w:rPr>
           <w:rFonts w:cstheme="minorBidi"/>
@@ -2064,7 +2418,7 @@
           <w:u w:val="single"/>
           <w:lang w:val="nl-BE"/>
         </w:rPr>
-        <w:t>4. De training van de therapeuten en zorgverleners maakte deel uit van de implementatie van het PARADISE-project. Hoe heeft u dit ervaren?</w:t>
+        <w:t xml:space="preserve"> diabetesvoetkliniek hebben ervoor gezorgd dat de implementatie van de PARADISE-interventie vlot verliep?</w:t>
       </w:r>
     </w:p>
     <w:p>
@@ -2072,11 +2426,8 @@
         <w:ind w:left="720"/>
         <w:rPr>
           <w:rFonts w:cstheme="minorHAnsi"/>
-          <w:b/>
-          <w:bCs/>
-          <w:sz w:val="24"/>
-          <w:szCs w:val="24"/>
-          <w:u w:val="single"/>
+          <w:sz w:val="24"/>
+          <w:szCs w:val="24"/>
           <w:lang/>
         </w:rPr>
       </w:pPr>
@@ -2087,16 +2438,30 @@
         </w:rPr>
         <w:t>è</w:t>
       </w:r>
-      <w:r>
-        <w:rPr>
-          <w:rFonts w:cstheme="minorHAnsi"/>
-          <w:color w:val="24303B"/>
-          <w:sz w:val="24"/>
-          <w:szCs w:val="24"/>
-          <w:lang/>
-        </w:rPr>
-        <w:t>Wat vonden de therapeuten volgens u van de training?</w:t>
-      </w:r>
+      <w:del w:id="1103" w:author="Janou De Buyser" w:date="2026-10-26T10:00:00Z">
+        <w:r>
+          <w:rPr>
+            <w:rFonts w:cstheme="minorHAnsi"/>
+            <w:color w:val="24303B"/>
+            <w:sz w:val="24"/>
+            <w:szCs w:val="24"/>
+            <w:lang/>
+          </w:rPr>
+          <w:delText>Welke van deze factoren denkt u dat aanwezig zijn in de meeste diabetesvoetklinieken?</w:delText>
+        </w:r>
+      </w:del>
+      <w:ins w:id="1104" w:author="Janou De Buyser" w:date="2026-10-26T10:00:00Z">
+        <w:r>
+          <w:rPr>
+            <w:rFonts w:cstheme="minorHAnsi"/>
+            <w:color w:val="24303B"/>
+            <w:sz w:val="24"/>
+            <w:szCs w:val="24"/>
+            <w:lang/>
+          </w:rPr>
+          <w:t xml:space="preserve">Welke van deze factoren zijn volgens u aanwezig in de meeste diabetesvoetklinieken?</w:t>
+        </w:r>
+      </w:ins>
       <w:r>
         <w:rPr>
           <w:rFonts w:cstheme="minorHAnsi"/>
@@ -2122,7 +2487,41 @@
           <w:szCs w:val="24"/>
           <w:lang/>
         </w:rPr>
-        <w:t>Had u het gevoel dat zij voldoende voorbereid waren om de interventie uit te voeren?</w:t>
+        <w:t xml:space="preserve">Welke factoren zijn volgens u eerder specifiek voor </w:t>
+      </w:r>
+      <w:del w:id="1087" w:author="Janou De Buyser" w:date="2026-10-26T10:00:00Z">
+        <w:r>
+          <w:rPr>
+            <w:rFonts w:cstheme="minorHAnsi"/>
+            <w:color w:val="24303B"/>
+            <w:sz w:val="24"/>
+            <w:szCs w:val="24"/>
+            <w:lang/>
+          </w:rPr>
+          <w:delText xml:space="preserve">jullie</w:delText>
+        </w:r>
+      </w:del>
+      <w:ins w:id="1088" w:author="Janou De Buyser" w:date="2026-10-26T10:00:00Z">
+        <w:r>
+          <w:rPr>
+            <w:rFonts w:cstheme="minorHAnsi"/>
+            <w:color w:val="24303B"/>
+            <w:sz w:val="24"/>
+            <w:szCs w:val="24"/>
+            <w:lang/>
+          </w:rPr>
+          <w:t xml:space="preserve">uw</w:t>
+        </w:r>
+      </w:ins>
+      <w:r>
+        <w:rPr>
+          <w:rFonts w:cstheme="minorHAnsi"/>
+          <w:color w:val="24303B"/>
+          <w:sz w:val="24"/>
+          <w:szCs w:val="24"/>
+          <w:lang/>
+        </w:rPr>
+        <w:t xml:space="preserve"> centrum?</w:t>
       </w:r>
       <w:r>
         <w:rPr>
@@ -2149,7 +2548,7 @@
           <w:szCs w:val="24"/>
           <w:lang/>
         </w:rPr>
-        <w:t>Welke bezorgdheden of vragen werden door therapeuten aangehaald?</w:t>
+        <w:t>Welke rol speelde de multidisciplinaire samenwerking hierin?</w:t>
       </w:r>
       <w:r>
         <w:rPr>
@@ -2176,61 +2575,7 @@
           <w:szCs w:val="24"/>
           <w:lang/>
         </w:rPr>
-        <w:t>Hadden de therapeuten volgens u een duidelijk beeld van hun rol binnen het project?</w:t>
-      </w:r>
-      <w:r>
-        <w:rPr>
-          <w:rFonts w:cstheme="minorHAnsi"/>
-          <w:color w:val="24303B"/>
-          <w:sz w:val="24"/>
-          <w:szCs w:val="24"/>
-          <w:lang/>
-        </w:rPr>
-        <w:br/>
-      </w:r>
-      <w:r>
-        <w:rPr>
-          <w:rFonts w:ascii="Wingdings" w:eastAsia="Wingdings" w:hAnsi="Wingdings" w:cstheme="minorHAnsi"/>
-          <w:lang/>
-        </w:rPr>
-        <w:t>è</w:t>
-      </w:r>
-      <w:r>
-        <w:rPr>
-          <w:rFonts w:cstheme="minorHAnsi"/>
-          <w:color w:val="24303B"/>
-          <w:sz w:val="24"/>
-          <w:szCs w:val="24"/>
-          <w:lang/>
-        </w:rPr>
-        <w:t>Welke verbeterpunten ziet u voor toekomstige trainingen?</w:t>
-      </w:r>
-      <w:r>
-        <w:rPr>
-          <w:rFonts w:cstheme="minorHAnsi"/>
-          <w:color w:val="24303B"/>
-          <w:sz w:val="24"/>
-          <w:szCs w:val="24"/>
-          <w:lang/>
-        </w:rPr>
-        <w:br/>
-      </w:r>
-      <w:r>
-        <w:rPr>
-          <w:rFonts w:ascii="Wingdings" w:eastAsia="Wingdings" w:hAnsi="Wingdings" w:cstheme="minorHAnsi"/>
-          <w:lang/>
-        </w:rPr>
-        <w:t>è</w:t>
-      </w:r>
-      <w:r>
-        <w:rPr>
-          <w:rFonts w:cstheme="minorHAnsi"/>
-          <w:color w:val="24303B"/>
-          <w:sz w:val="24"/>
-          <w:szCs w:val="24"/>
-          <w:lang/>
-        </w:rPr>
-        <w:t>Zou u als manager/kliniekhoofd zelf meer betrokken willen worden bij dergelijke opleidingen?</w:t>
+        <w:t>Welke invloed had de bestaande organisatie van diabetesvoetzorg op de implementatie?</w:t>
       </w:r>
     </w:p>
     <w:p>
@@ -2256,200 +2601,38 @@
           <w:u w:val="single"/>
           <w:lang w:val="nl-BE"/>
         </w:rPr>
-        <w:t>5. Welke middelen (personeel, tijd, infrastructuur, financiële middelen, technologie…) waren nodig voor de implementatie en uitvoering van de PARADISE-interventie?</w:t>
-      </w:r>
-    </w:p>
-    <w:p>
-      <w:pPr>
-        <w:ind w:left="720"/>
-        <w:rPr>
-          <w:rFonts w:cstheme="minorHAnsi"/>
-          <w:b/>
-          <w:bCs/>
-          <w:sz w:val="24"/>
-          <w:szCs w:val="24"/>
-          <w:u w:val="single"/>
-          <w:lang/>
-        </w:rPr>
-      </w:pPr>
-      <w:r>
-        <w:rPr>
-          <w:rFonts w:ascii="Wingdings" w:eastAsia="Wingdings" w:hAnsi="Wingdings" w:cstheme="minorHAnsi"/>
-          <w:lang/>
-        </w:rPr>
-        <w:t>è</w:t>
-      </w:r>
-      <w:r>
-        <w:rPr>
-          <w:rFonts w:cstheme="minorHAnsi"/>
-          <w:color w:val="24303B"/>
-          <w:sz w:val="24"/>
-          <w:szCs w:val="24"/>
-          <w:lang/>
-        </w:rPr>
-        <w:t>Welke impact had dit op de dagelijkse werking van de kliniek?</w:t>
-      </w:r>
-      <w:r>
-        <w:rPr>
-          <w:rFonts w:cstheme="minorHAnsi"/>
-          <w:color w:val="24303B"/>
-          <w:sz w:val="24"/>
-          <w:szCs w:val="24"/>
-          <w:lang/>
-        </w:rPr>
-        <w:br/>
-      </w:r>
-      <w:r>
-        <w:rPr>
-          <w:rFonts w:ascii="Wingdings" w:eastAsia="Wingdings" w:hAnsi="Wingdings" w:cstheme="minorHAnsi"/>
-          <w:lang/>
-        </w:rPr>
-        <w:t>è</w:t>
-      </w:r>
-      <w:r>
-        <w:rPr>
-          <w:rFonts w:cstheme="minorHAnsi"/>
-          <w:color w:val="24303B"/>
-          <w:sz w:val="24"/>
-          <w:szCs w:val="24"/>
-          <w:lang/>
-        </w:rPr>
-        <w:t>Hoe verhouden deze inspanningen zich tot andere implementatieprojecten binnen jullie organisatie?</w:t>
-      </w:r>
-      <w:r>
-        <w:rPr>
-          <w:rFonts w:cstheme="minorHAnsi"/>
-          <w:color w:val="24303B"/>
-          <w:sz w:val="24"/>
-          <w:szCs w:val="24"/>
-          <w:lang/>
-        </w:rPr>
-        <w:br/>
-      </w:r>
-      <w:r>
-        <w:rPr>
-          <w:rFonts w:ascii="Wingdings" w:eastAsia="Wingdings" w:hAnsi="Wingdings" w:cstheme="minorHAnsi"/>
-          <w:lang/>
-        </w:rPr>
-        <w:t>è</w:t>
-      </w:r>
-      <w:r>
-        <w:rPr>
-          <w:rFonts w:cstheme="minorHAnsi"/>
-          <w:color w:val="24303B"/>
-          <w:sz w:val="24"/>
-          <w:szCs w:val="24"/>
-          <w:lang/>
-        </w:rPr>
-        <w:t>Welke investeringen waren volgens u noodzakelijk?</w:t>
-      </w:r>
-      <w:r>
-        <w:rPr>
-          <w:rFonts w:cstheme="minorHAnsi"/>
-          <w:color w:val="24303B"/>
-          <w:sz w:val="24"/>
-          <w:szCs w:val="24"/>
-          <w:lang/>
-        </w:rPr>
-        <w:br/>
-      </w:r>
-      <w:r>
-        <w:rPr>
-          <w:rFonts w:ascii="Wingdings" w:eastAsia="Wingdings" w:hAnsi="Wingdings" w:cstheme="minorHAnsi"/>
-          <w:lang/>
-        </w:rPr>
-        <w:t>è</w:t>
-      </w:r>
-      <w:r>
-        <w:rPr>
-          <w:rFonts w:cstheme="minorHAnsi"/>
-          <w:color w:val="24303B"/>
-          <w:sz w:val="24"/>
-          <w:szCs w:val="24"/>
-          <w:lang/>
-        </w:rPr>
-        <w:t>Welke middelen waren onvoldoende aanwezig?</w:t>
-      </w:r>
-      <w:r>
-        <w:rPr>
-          <w:rFonts w:cstheme="minorHAnsi"/>
-          <w:color w:val="24303B"/>
-          <w:sz w:val="24"/>
-          <w:szCs w:val="24"/>
-          <w:lang/>
-        </w:rPr>
-        <w:br/>
-      </w:r>
-      <w:r>
-        <w:rPr>
-          <w:rFonts w:ascii="Wingdings" w:eastAsia="Wingdings" w:hAnsi="Wingdings" w:cstheme="minorHAnsi"/>
-          <w:lang/>
-        </w:rPr>
-        <w:t>è</w:t>
-      </w:r>
-      <w:r>
-        <w:rPr>
-          <w:rFonts w:cstheme="minorHAnsi"/>
-          <w:color w:val="24303B"/>
-          <w:sz w:val="24"/>
-          <w:szCs w:val="24"/>
-          <w:lang/>
-        </w:rPr>
-        <w:t>Welke aanpassingen zouden kunnen helpen om beschikbare middelen efficiënter te benutten?</w:t>
-      </w:r>
-      <w:r>
-        <w:rPr>
-          <w:rFonts w:cstheme="minorHAnsi"/>
-          <w:color w:val="24303B"/>
-          <w:sz w:val="24"/>
-          <w:szCs w:val="24"/>
-          <w:lang/>
-        </w:rPr>
-        <w:br/>
-      </w:r>
-      <w:r>
-        <w:rPr>
-          <w:rFonts w:ascii="Wingdings" w:eastAsia="Wingdings" w:hAnsi="Wingdings" w:cstheme="minorHAnsi"/>
-          <w:lang/>
-        </w:rPr>
-        <w:t>è</w:t>
-      </w:r>
-      <w:r>
-        <w:rPr>
-          <w:rFonts w:cstheme="minorHAnsi"/>
-          <w:color w:val="24303B"/>
-          <w:sz w:val="24"/>
-          <w:szCs w:val="24"/>
-          <w:lang/>
-        </w:rPr>
-        <w:t>Welke middelen zouden nodig zijn om PARADISE structureel in de reguliere zorg op te nemen</w:t>
-      </w:r>
-      <w:r>
-        <w:rPr>
-          <w:rFonts w:cstheme="minorHAnsi"/>
-          <w:b/>
-          <w:bCs/>
-          <w:color w:val="24303B"/>
-          <w:sz w:val="24"/>
-          <w:szCs w:val="24"/>
-          <w:u w:val="single"/>
-          <w:lang/>
-        </w:rPr>
-        <w:t>?</w:t>
-      </w:r>
-    </w:p>
-    <w:p>
-      <w:pPr>
-        <w:rPr>
-          <w:rFonts w:cstheme="minorBidi"/>
-          <w:b/>
-          <w:bCs/>
-          <w:sz w:val="24"/>
-          <w:szCs w:val="24"/>
-          <w:u w:val="single"/>
-          <w:lang w:val="nl-BE"/>
-        </w:rPr>
-      </w:pPr>
+        <w:t xml:space="preserve">3. Welke factoren binnen </w:t>
+      </w:r>
+      <w:del w:id="1089" w:author="Janou De Buyser" w:date="2026-10-26T10:00:00Z">
+        <w:r>
+          <w:rPr>
+            <w:rFonts w:cstheme="minorBidi"/>
+            <w:b/>
+            <w:bCs/>
+            <w:color w:val="123A5F"/>
+            <w:sz w:val="24"/>
+            <w:szCs w:val="24"/>
+            <w:u w:val="single"/>
+            <w:lang w:val="nl-BE"/>
+          </w:rPr>
+          <w:delText xml:space="preserve">jullie</w:delText>
+        </w:r>
+      </w:del>
+      <w:ins w:id="1090" w:author="Janou De Buyser" w:date="2026-10-26T10:00:00Z">
+        <w:r>
+          <w:rPr>
+            <w:rFonts w:cstheme="minorBidi"/>
+            <w:b/>
+            <w:bCs/>
+            <w:color w:val="123A5F"/>
+            <w:sz w:val="24"/>
+            <w:szCs w:val="24"/>
+            <w:u w:val="single"/>
+            <w:lang w:val="nl-BE"/>
+          </w:rPr>
+          <w:t xml:space="preserve">uw</w:t>
+        </w:r>
+      </w:ins>
       <w:r>
         <w:rPr>
           <w:rFonts w:cstheme="minorBidi"/>
@@ -2461,7 +2644,7 @@
           <w:u w:val="single"/>
           <w:lang w:val="nl-BE"/>
         </w:rPr>
-        <w:t>6. Hoe ziet u de toekomst van de PARADISE-interventie binnen jullie diabetesvoetkliniek?</w:t>
+        <w:t xml:space="preserve"> diabetesvoetkliniek maakten de implementatie van de PARADISE-interventie moeilijker?</w:t>
       </w:r>
     </w:p>
     <w:p>
@@ -2479,6 +2662,7 @@
           <w:rFonts w:ascii="Wingdings" w:eastAsia="Wingdings" w:hAnsi="Wingdings" w:cstheme="minorHAnsi"/>
           <w:lang/>
         </w:rPr>
+        <w:lastRenderedPageBreak/>
         <w:t>è</w:t>
       </w:r>
       <w:r>
@@ -2489,7 +2673,7 @@
           <w:szCs w:val="24"/>
           <w:lang/>
         </w:rPr>
-        <w:t>Welk gevoel heeft u bij het idee om PARADISE structureel te integreren in de reguliere zorg?</w:t>
+        <w:t>Hoe bent u hiermee omgegaan?</w:t>
       </w:r>
       <w:r>
         <w:rPr>
@@ -2516,7 +2700,7 @@
           <w:szCs w:val="24"/>
           <w:lang/>
         </w:rPr>
-        <w:t>Hoe denken de therapeuten hier volgens u over?</w:t>
+        <w:t>Welke oplossingen werkten goed?</w:t>
       </w:r>
       <w:r>
         <w:rPr>
@@ -2543,7 +2727,7 @@
           <w:szCs w:val="24"/>
           <w:lang/>
         </w:rPr>
-        <w:t>Denkt u dat jullie organisatie klaar is om PARADISE duurzaam te implementeren? Waarom wel/niet?</w:t>
+        <w:t>Welke oplossingen werkten minder goed?</w:t>
       </w:r>
       <w:r>
         <w:rPr>
@@ -2570,7 +2754,7 @@
           <w:szCs w:val="24"/>
           <w:lang/>
         </w:rPr>
-        <w:t>Welke meerwaarde ziet u in de interventie voor patiënten en zorgverleners?</w:t>
+        <w:t>Hoe zouden deze uitdagingen volgens u in de toekomst beter aangepakt kunnen worden?</w:t>
       </w:r>
     </w:p>
     <w:p>
@@ -2596,7 +2780,7 @@
           <w:u w:val="single"/>
           <w:lang w:val="nl-BE"/>
         </w:rPr>
-        <w:t>7. Welke factoren binnen jullie organisatie zouden ervoor kunnen zorgen dat de PARADISE-interventie een vast onderdeel wordt van de reguliere diabetesvoetzorg?</w:t>
+        <w:t>4. De training van de therapeuten en zorgverleners maakte deel uit van de implementatie van het PARADISE-project. Hoe heeft u dit ervaren?</w:t>
       </w:r>
     </w:p>
     <w:p>
@@ -2604,8 +2788,11 @@
         <w:ind w:left="720"/>
         <w:rPr>
           <w:rFonts w:cstheme="minorHAnsi"/>
-          <w:sz w:val="24"/>
-          <w:szCs w:val="24"/>
+          <w:b/>
+          <w:bCs/>
+          <w:sz w:val="24"/>
+          <w:szCs w:val="24"/>
+          <w:u w:val="single"/>
           <w:lang/>
         </w:rPr>
       </w:pPr>
@@ -2614,7 +2801,6 @@
           <w:rFonts w:ascii="Wingdings" w:eastAsia="Wingdings" w:hAnsi="Wingdings" w:cstheme="minorHAnsi"/>
           <w:lang/>
         </w:rPr>
-        <w:lastRenderedPageBreak/>
         <w:t>è</w:t>
       </w:r>
       <w:r>
@@ -2625,7 +2811,7 @@
           <w:szCs w:val="24"/>
           <w:lang/>
         </w:rPr>
-        <w:t>Welke sterktes heeft jullie organisatie hierin?</w:t>
+        <w:t>Wat vonden de therapeuten volgens u van de training?</w:t>
       </w:r>
       <w:r>
         <w:rPr>
@@ -2652,7 +2838,7 @@
           <w:szCs w:val="24"/>
           <w:lang/>
         </w:rPr>
-        <w:t>Welke elementen maken jullie centrum vergelijkbaar met andere diabetesvoetklinieken?</w:t>
+        <w:t>Had u het gevoel dat zij voldoende voorbereid waren om de interventie uit te voeren?</w:t>
       </w:r>
       <w:r>
         <w:rPr>
@@ -2679,7 +2865,88 @@
           <w:szCs w:val="24"/>
           <w:lang/>
         </w:rPr>
-        <w:t>Welke organisatorische of culturele factoren ondersteunen duurzame implementatie?</w:t>
+        <w:t>Welke bezorgdheden of vragen werden door therapeuten aangehaald?</w:t>
+      </w:r>
+      <w:r>
+        <w:rPr>
+          <w:rFonts w:cstheme="minorHAnsi"/>
+          <w:color w:val="24303B"/>
+          <w:sz w:val="24"/>
+          <w:szCs w:val="24"/>
+          <w:lang/>
+        </w:rPr>
+        <w:br/>
+      </w:r>
+      <w:r>
+        <w:rPr>
+          <w:rFonts w:ascii="Wingdings" w:eastAsia="Wingdings" w:hAnsi="Wingdings" w:cstheme="minorHAnsi"/>
+          <w:lang/>
+        </w:rPr>
+        <w:t>è</w:t>
+      </w:r>
+      <w:r>
+        <w:rPr>
+          <w:rFonts w:cstheme="minorHAnsi"/>
+          <w:color w:val="24303B"/>
+          <w:sz w:val="24"/>
+          <w:szCs w:val="24"/>
+          <w:lang/>
+        </w:rPr>
+        <w:t>Hadden de therapeuten volgens u een duidelijk beeld van hun rol binnen het project?</w:t>
+      </w:r>
+      <w:r>
+        <w:rPr>
+          <w:rFonts w:cstheme="minorHAnsi"/>
+          <w:color w:val="24303B"/>
+          <w:sz w:val="24"/>
+          <w:szCs w:val="24"/>
+          <w:lang/>
+        </w:rPr>
+        <w:br/>
+      </w:r>
+      <w:r>
+        <w:rPr>
+          <w:rFonts w:ascii="Wingdings" w:eastAsia="Wingdings" w:hAnsi="Wingdings" w:cstheme="minorHAnsi"/>
+          <w:lang/>
+        </w:rPr>
+        <w:t>è</w:t>
+      </w:r>
+      <w:r>
+        <w:rPr>
+          <w:rFonts w:cstheme="minorHAnsi"/>
+          <w:color w:val="24303B"/>
+          <w:sz w:val="24"/>
+          <w:szCs w:val="24"/>
+          <w:lang/>
+        </w:rPr>
+        <w:t>Welke verbeterpunten ziet u voor toekomstige trainingen?</w:t>
+      </w:r>
+      <w:r>
+        <w:rPr>
+          <w:rFonts w:cstheme="minorHAnsi"/>
+          <w:color w:val="24303B"/>
+          <w:sz w:val="24"/>
+          <w:szCs w:val="24"/>
+          <w:lang/>
+        </w:rPr>
+        <w:br/>
+      </w:r>
+      <w:r>
+        <w:rPr>
+          <w:rFonts w:ascii="Wingdings" w:eastAsia="Wingdings" w:hAnsi="Wingdings" w:cstheme="minorHAnsi"/>
+          <w:lang/>
+        </w:rPr>
+        <w:t>è</w:t>
+      </w:r>
+      <w:r>
+        <w:rPr>
+          <w:rFonts w:cstheme="minorHAnsi"/>
+          <w:color w:val="24303B"/>
+          <w:sz w:val="24"/>
+          <w:szCs w:val="24"/>
+          <w:lang/>
+        </w:rPr>
+        <w:t>Zou u als manager/kliniekhoofd zelf meer betrokken willen worden bij dergelijke opleidingen?</w:t>
       </w:r>
     </w:p>
     <w:p>
@@ -2705,7 +2972,7 @@
           <w:u w:val="single"/>
           <w:lang w:val="nl-BE"/>
         </w:rPr>
-        <w:t>8. Welke factoren zouden het moeilijk kunnen maken om PARADISE structureel te integreren in de reguliere zorg?</w:t>
+        <w:t>5. Welke middelen (personeel, tijd, infrastructuur, financiële middelen, technologie…) waren nodig voor de implementatie en uitvoering van de PARADISE-interventie?</w:t>
       </w:r>
     </w:p>
     <w:p>
@@ -2713,8 +2980,11 @@
         <w:ind w:left="720"/>
         <w:rPr>
           <w:rFonts w:cstheme="minorHAnsi"/>
-          <w:sz w:val="24"/>
-          <w:szCs w:val="24"/>
+          <w:b/>
+          <w:bCs/>
+          <w:sz w:val="24"/>
+          <w:szCs w:val="24"/>
+          <w:u w:val="single"/>
           <w:lang/>
         </w:rPr>
       </w:pPr>
@@ -2733,7 +3003,7 @@
           <w:szCs w:val="24"/>
           <w:lang/>
         </w:rPr>
-        <w:t>Welke risico’s of barrières ziet u op lange termijn?</w:t>
+        <w:t>Welke impact had dit op de dagelijkse werking van de kliniek?</w:t>
       </w:r>
       <w:r>
         <w:rPr>
@@ -2760,7 +3030,41 @@
           <w:szCs w:val="24"/>
           <w:lang/>
         </w:rPr>
-        <w:t>Hoe zouden deze problemen voorkomen of aangepakt kunnen worden?</w:t>
+        <w:t xml:space="preserve">Hoe verhouden deze inspanningen zich tot andere implementatieprojecten binnen </w:t>
+      </w:r>
+      <w:del w:id="1091" w:author="Janou De Buyser" w:date="2026-10-26T10:00:00Z">
+        <w:r>
+          <w:rPr>
+            <w:rFonts w:cstheme="minorHAnsi"/>
+            <w:color w:val="24303B"/>
+            <w:sz w:val="24"/>
+            <w:szCs w:val="24"/>
+            <w:lang/>
+          </w:rPr>
+          <w:delText xml:space="preserve">jullie</w:delText>
+        </w:r>
+      </w:del>
+      <w:ins w:id="1092" w:author="Janou De Buyser" w:date="2026-10-26T10:00:00Z">
+        <w:r>
+          <w:rPr>
+            <w:rFonts w:cstheme="minorHAnsi"/>
+            <w:color w:val="24303B"/>
+            <w:sz w:val="24"/>
+            <w:szCs w:val="24"/>
+            <w:lang/>
+          </w:rPr>
+          <w:t xml:space="preserve">uw</w:t>
+        </w:r>
+      </w:ins>
+      <w:r>
+        <w:rPr>
+          <w:rFonts w:cstheme="minorHAnsi"/>
+          <w:color w:val="24303B"/>
+          <w:sz w:val="24"/>
+          <w:szCs w:val="24"/>
+          <w:lang/>
+        </w:rPr>
+        <w:t xml:space="preserve"> organisatie?</w:t>
       </w:r>
       <w:r>
         <w:rPr>
@@ -2787,7 +3091,7 @@
           <w:szCs w:val="24"/>
           <w:lang/>
         </w:rPr>
-        <w:t>Welke ondersteuning zou hiervoor nodig zijn vanuit het onderzoeksteam, beleid of organisatie?</w:t>
+        <w:t>Welke investeringen waren volgens u noodzakelijk?</w:t>
       </w:r>
       <w:r>
         <w:rPr>
@@ -2814,7 +3118,74 @@
           <w:szCs w:val="24"/>
           <w:lang/>
         </w:rPr>
-        <w:t>Zijn er externe factoren (bv. financiering, regelgeving, personeelsdruk) die een invloed kunnen hebben?</w:t>
+        <w:t>Welke middelen waren onvoldoende aanwezig?</w:t>
+      </w:r>
+      <w:r>
+        <w:rPr>
+          <w:rFonts w:cstheme="minorHAnsi"/>
+          <w:color w:val="24303B"/>
+          <w:sz w:val="24"/>
+          <w:szCs w:val="24"/>
+          <w:lang/>
+        </w:rPr>
+        <w:br/>
+      </w:r>
+      <w:r>
+        <w:rPr>
+          <w:rFonts w:ascii="Wingdings" w:eastAsia="Wingdings" w:hAnsi="Wingdings" w:cstheme="minorHAnsi"/>
+          <w:lang/>
+        </w:rPr>
+        <w:t>è</w:t>
+      </w:r>
+      <w:r>
+        <w:rPr>
+          <w:rFonts w:cstheme="minorHAnsi"/>
+          <w:color w:val="24303B"/>
+          <w:sz w:val="24"/>
+          <w:szCs w:val="24"/>
+          <w:lang/>
+        </w:rPr>
+        <w:t>Welke aanpassingen zouden kunnen helpen om beschikbare middelen efficiënter te benutten?</w:t>
+      </w:r>
+      <w:r>
+        <w:rPr>
+          <w:rFonts w:cstheme="minorHAnsi"/>
+          <w:color w:val="24303B"/>
+          <w:sz w:val="24"/>
+          <w:szCs w:val="24"/>
+          <w:lang/>
+        </w:rPr>
+        <w:br/>
+      </w:r>
+      <w:r>
+        <w:rPr>
+          <w:rFonts w:ascii="Wingdings" w:eastAsia="Wingdings" w:hAnsi="Wingdings" w:cstheme="minorHAnsi"/>
+          <w:lang/>
+        </w:rPr>
+        <w:t>è</w:t>
+      </w:r>
+      <w:r>
+        <w:rPr>
+          <w:rFonts w:cstheme="minorHAnsi"/>
+          <w:color w:val="24303B"/>
+          <w:sz w:val="24"/>
+          <w:szCs w:val="24"/>
+          <w:lang/>
+        </w:rPr>
+        <w:t>Welke middelen zouden nodig zijn om PARADISE structureel in de reguliere zorg op te nemen</w:t>
+      </w:r>
+      <w:r>
+        <w:rPr>
+          <w:rFonts w:cstheme="minorHAnsi"/>
+          <w:b/>
+          <w:bCs/>
+          <w:color w:val="24303B"/>
+          <w:sz w:val="24"/>
+          <w:szCs w:val="24"/>
+          <w:u w:val="single"/>
+          <w:lang/>
+        </w:rPr>
+        <w:t>?</w:t>
       </w:r>
     </w:p>
     <w:p>
@@ -2840,184 +3211,38 @@
           <w:u w:val="single"/>
           <w:lang w:val="nl-BE"/>
         </w:rPr>
-        <w:t>9. Hoe denkt u dat de therapeuten het volledige PARADISE-project ervaren hebben?</w:t>
-      </w:r>
-    </w:p>
-    <w:p>
-      <w:pPr>
-        <w:ind w:left="720"/>
-        <w:rPr>
-          <w:rFonts w:cstheme="minorHAnsi"/>
-          <w:sz w:val="24"/>
-          <w:szCs w:val="24"/>
-          <w:lang/>
-        </w:rPr>
-      </w:pPr>
-      <w:r>
-        <w:rPr>
-          <w:rFonts w:ascii="Wingdings" w:eastAsia="Wingdings" w:hAnsi="Wingdings" w:cstheme="minorHAnsi"/>
-          <w:lang/>
-        </w:rPr>
-        <w:t>è</w:t>
-      </w:r>
-      <w:r>
-        <w:rPr>
-          <w:rFonts w:cstheme="minorHAnsi"/>
-          <w:color w:val="24303B"/>
-          <w:sz w:val="24"/>
-          <w:szCs w:val="24"/>
-          <w:lang/>
-        </w:rPr>
-        <w:t>Wat motiveerde hen volgens u om de interventie kwaliteitsvol uit te voeren?</w:t>
-      </w:r>
-      <w:r>
-        <w:rPr>
-          <w:rFonts w:cstheme="minorHAnsi"/>
-          <w:color w:val="24303B"/>
-          <w:sz w:val="24"/>
-          <w:szCs w:val="24"/>
-          <w:lang/>
-        </w:rPr>
-        <w:br/>
-      </w:r>
-      <w:r>
-        <w:rPr>
-          <w:rFonts w:ascii="Wingdings" w:eastAsia="Wingdings" w:hAnsi="Wingdings" w:cstheme="minorHAnsi"/>
-          <w:lang/>
-        </w:rPr>
-        <w:t>è</w:t>
-      </w:r>
-      <w:r>
-        <w:rPr>
-          <w:rFonts w:cstheme="minorHAnsi"/>
-          <w:color w:val="24303B"/>
-          <w:sz w:val="24"/>
-          <w:szCs w:val="24"/>
-          <w:lang/>
-        </w:rPr>
-        <w:t>Welke moeilijkheden of frustraties werden door therapeuten aangehaald?</w:t>
-      </w:r>
-      <w:r>
-        <w:rPr>
-          <w:rFonts w:cstheme="minorHAnsi"/>
-          <w:color w:val="24303B"/>
-          <w:sz w:val="24"/>
-          <w:szCs w:val="24"/>
-          <w:lang/>
-        </w:rPr>
-        <w:br/>
-      </w:r>
-      <w:r>
-        <w:rPr>
-          <w:rFonts w:ascii="Wingdings" w:eastAsia="Wingdings" w:hAnsi="Wingdings" w:cstheme="minorHAnsi"/>
-          <w:lang/>
-        </w:rPr>
-        <w:t>è</w:t>
-      </w:r>
-      <w:r>
-        <w:rPr>
-          <w:rFonts w:cstheme="minorHAnsi"/>
-          <w:color w:val="24303B"/>
-          <w:sz w:val="24"/>
-          <w:szCs w:val="24"/>
-          <w:lang/>
-        </w:rPr>
-        <w:t>Welke verbeterpunten gaven zij aan?</w:t>
-      </w:r>
-      <w:r>
-        <w:rPr>
-          <w:rFonts w:cstheme="minorHAnsi"/>
-          <w:color w:val="24303B"/>
-          <w:sz w:val="24"/>
-          <w:szCs w:val="24"/>
-          <w:lang/>
-        </w:rPr>
-        <w:br/>
-      </w:r>
-      <w:r>
-        <w:rPr>
-          <w:rFonts w:ascii="Wingdings" w:eastAsia="Wingdings" w:hAnsi="Wingdings" w:cstheme="minorHAnsi"/>
-          <w:lang/>
-        </w:rPr>
-        <w:t>è</w:t>
-      </w:r>
-      <w:r>
-        <w:rPr>
-          <w:rFonts w:cstheme="minorHAnsi"/>
-          <w:color w:val="24303B"/>
-          <w:sz w:val="24"/>
-          <w:szCs w:val="24"/>
-          <w:lang/>
-        </w:rPr>
-        <w:t>Hoe heeft u hen hierin ondersteund?</w:t>
-      </w:r>
-      <w:r>
-        <w:rPr>
-          <w:rFonts w:cstheme="minorHAnsi"/>
-          <w:color w:val="24303B"/>
-          <w:sz w:val="24"/>
-          <w:szCs w:val="24"/>
-          <w:lang/>
-        </w:rPr>
-        <w:br/>
-      </w:r>
-      <w:r>
-        <w:rPr>
-          <w:rFonts w:ascii="Wingdings" w:eastAsia="Wingdings" w:hAnsi="Wingdings" w:cstheme="minorHAnsi"/>
-          <w:lang/>
-        </w:rPr>
-        <w:t>è</w:t>
-      </w:r>
-      <w:r>
-        <w:rPr>
-          <w:rFonts w:cstheme="minorHAnsi"/>
-          <w:color w:val="24303B"/>
-          <w:sz w:val="24"/>
-          <w:szCs w:val="24"/>
-          <w:lang/>
-        </w:rPr>
-        <w:t>Hoe zouden toekomstige implementaties volgens u nog beter ondersteund kunnen worden?</w:t>
-      </w:r>
-      <w:r>
-        <w:rPr>
-          <w:rFonts w:cstheme="minorHAnsi"/>
-          <w:color w:val="24303B"/>
-          <w:sz w:val="24"/>
-          <w:szCs w:val="24"/>
-          <w:lang/>
-        </w:rPr>
-        <w:br/>
-      </w:r>
-      <w:r>
-        <w:rPr>
-          <w:rFonts w:ascii="Wingdings" w:eastAsia="Wingdings" w:hAnsi="Wingdings" w:cstheme="minorHAnsi"/>
-          <w:lang/>
-        </w:rPr>
-        <w:t>è</w:t>
-      </w:r>
-      <w:r>
-        <w:rPr>
-          <w:rFonts w:cstheme="minorHAnsi"/>
-          <w:color w:val="24303B"/>
-          <w:sz w:val="24"/>
-          <w:szCs w:val="24"/>
-          <w:lang/>
-        </w:rPr>
-        <w:t>Hebben de therapeuten volgens u vertrouwen in de verdere implementatie van PARADISE?</w:t>
-      </w:r>
-    </w:p>
-    <w:p>
-      <w:pPr>
-        <w:rPr>
-          <w:rFonts w:cstheme="minorBidi"/>
-          <w:b/>
-          <w:bCs/>
-          <w:sz w:val="24"/>
-          <w:szCs w:val="24"/>
-          <w:u w:val="single"/>
-          <w:lang w:val="nl-BE"/>
-        </w:rPr>
-      </w:pPr>
+        <w:t xml:space="preserve">6. Hoe ziet u de toekomst van de PARADISE-interventie binnen </w:t>
+      </w:r>
+      <w:del w:id="1093" w:author="Janou De Buyser" w:date="2026-10-26T10:00:00Z">
+        <w:r>
+          <w:rPr>
+            <w:rFonts w:cstheme="minorBidi"/>
+            <w:b/>
+            <w:bCs/>
+            <w:color w:val="123A5F"/>
+            <w:sz w:val="24"/>
+            <w:szCs w:val="24"/>
+            <w:u w:val="single"/>
+            <w:lang w:val="nl-BE"/>
+          </w:rPr>
+          <w:delText xml:space="preserve">jullie</w:delText>
+        </w:r>
+      </w:del>
+      <w:ins w:id="1094" w:author="Janou De Buyser" w:date="2026-10-26T10:00:00Z">
+        <w:r>
+          <w:rPr>
+            <w:rFonts w:cstheme="minorBidi"/>
+            <w:b/>
+            <w:bCs/>
+            <w:color w:val="123A5F"/>
+            <w:sz w:val="24"/>
+            <w:szCs w:val="24"/>
+            <w:u w:val="single"/>
+            <w:lang w:val="nl-BE"/>
+          </w:rPr>
+          <w:t xml:space="preserve">uw</w:t>
+        </w:r>
+      </w:ins>
       <w:r>
         <w:rPr>
           <w:rFonts w:cstheme="minorBidi"/>
@@ -3029,21 +3254,151 @@
           <w:u w:val="single"/>
           <w:lang w:val="nl-BE"/>
         </w:rPr>
-        <w:t>10. Kan u drie redenen geven waarom u de PARADISE-interventie wel zou implementeren als vast onderdeel van de reguliere diabetesvoetzorg?</w:t>
+        <w:t xml:space="preserve"> diabetesvoetkliniek?</w:t>
       </w:r>
     </w:p>
     <w:p>
       <w:pPr>
-        <w:rPr>
-          <w:rFonts w:cstheme="minorHAnsi"/>
-          <w:b/>
-          <w:bCs/>
-          <w:sz w:val="24"/>
-          <w:szCs w:val="24"/>
-          <w:u w:val="single"/>
+        <w:ind w:left="720"/>
+        <w:rPr>
+          <w:rFonts w:cstheme="minorHAnsi"/>
+          <w:sz w:val="24"/>
+          <w:szCs w:val="24"/>
           <w:lang/>
         </w:rPr>
       </w:pPr>
+      <w:r>
+        <w:rPr>
+          <w:rFonts w:ascii="Wingdings" w:eastAsia="Wingdings" w:hAnsi="Wingdings" w:cstheme="minorHAnsi"/>
+          <w:lang/>
+        </w:rPr>
+        <w:t>è</w:t>
+      </w:r>
+      <w:r>
+        <w:rPr>
+          <w:rFonts w:cstheme="minorHAnsi"/>
+          <w:color w:val="24303B"/>
+          <w:sz w:val="24"/>
+          <w:szCs w:val="24"/>
+          <w:lang/>
+        </w:rPr>
+        <w:t>Welk gevoel heeft u bij het idee om PARADISE structureel te integreren in de reguliere zorg?</w:t>
+      </w:r>
+      <w:r>
+        <w:rPr>
+          <w:rFonts w:cstheme="minorHAnsi"/>
+          <w:color w:val="24303B"/>
+          <w:sz w:val="24"/>
+          <w:szCs w:val="24"/>
+          <w:lang/>
+        </w:rPr>
+        <w:br/>
+      </w:r>
+      <w:r>
+        <w:rPr>
+          <w:rFonts w:ascii="Wingdings" w:eastAsia="Wingdings" w:hAnsi="Wingdings" w:cstheme="minorHAnsi"/>
+          <w:lang/>
+        </w:rPr>
+        <w:t>è</w:t>
+      </w:r>
+      <w:r>
+        <w:rPr>
+          <w:rFonts w:cstheme="minorHAnsi"/>
+          <w:color w:val="24303B"/>
+          <w:sz w:val="24"/>
+          <w:szCs w:val="24"/>
+          <w:lang/>
+        </w:rPr>
+        <w:t>Hoe denken de therapeuten hier volgens u over?</w:t>
+      </w:r>
+      <w:r>
+        <w:rPr>
+          <w:rFonts w:cstheme="minorHAnsi"/>
+          <w:color w:val="24303B"/>
+          <w:sz w:val="24"/>
+          <w:szCs w:val="24"/>
+          <w:lang/>
+        </w:rPr>
+        <w:br/>
+      </w:r>
+      <w:r>
+        <w:rPr>
+          <w:rFonts w:ascii="Wingdings" w:eastAsia="Wingdings" w:hAnsi="Wingdings" w:cstheme="minorHAnsi"/>
+          <w:lang/>
+        </w:rPr>
+        <w:t>è</w:t>
+      </w:r>
+      <w:r>
+        <w:rPr>
+          <w:rFonts w:cstheme="minorHAnsi"/>
+          <w:color w:val="24303B"/>
+          <w:sz w:val="24"/>
+          <w:szCs w:val="24"/>
+          <w:lang/>
+        </w:rPr>
+        <w:t xml:space="preserve">Denkt u dat </w:t>
+      </w:r>
+      <w:del w:id="1095" w:author="Janou De Buyser" w:date="2026-10-26T10:00:00Z">
+        <w:r>
+          <w:rPr>
+            <w:rFonts w:cstheme="minorHAnsi"/>
+            <w:color w:val="24303B"/>
+            <w:sz w:val="24"/>
+            <w:szCs w:val="24"/>
+            <w:lang/>
+          </w:rPr>
+          <w:delText xml:space="preserve">jullie</w:delText>
+        </w:r>
+      </w:del>
+      <w:ins w:id="1096" w:author="Janou De Buyser" w:date="2026-10-26T10:00:00Z">
+        <w:r>
+          <w:rPr>
+            <w:rFonts w:cstheme="minorHAnsi"/>
+            <w:color w:val="24303B"/>
+            <w:sz w:val="24"/>
+            <w:szCs w:val="24"/>
+            <w:lang/>
+          </w:rPr>
+          <w:t xml:space="preserve">uw</w:t>
+        </w:r>
+      </w:ins>
+      <w:r>
+        <w:rPr>
+          <w:rFonts w:cstheme="minorHAnsi"/>
+          <w:color w:val="24303B"/>
+          <w:sz w:val="24"/>
+          <w:szCs w:val="24"/>
+          <w:lang/>
+        </w:rPr>
+        <w:t xml:space="preserve"> organisatie klaar is om PARADISE duurzaam te implementeren? Waarom wel/niet?</w:t>
+      </w:r>
+      <w:r>
+        <w:rPr>
+          <w:rFonts w:cstheme="minorHAnsi"/>
+          <w:color w:val="24303B"/>
+          <w:sz w:val="24"/>
+          <w:szCs w:val="24"/>
+          <w:lang/>
+        </w:rPr>
+        <w:br/>
+      </w:r>
+      <w:r>
+        <w:rPr>
+          <w:rFonts w:ascii="Wingdings" w:eastAsia="Wingdings" w:hAnsi="Wingdings" w:cstheme="minorHAnsi"/>
+          <w:lang/>
+        </w:rPr>
+        <w:t>è</w:t>
+      </w:r>
+      <w:r>
+        <w:rPr>
+          <w:rFonts w:cstheme="minorHAnsi"/>
+          <w:color w:val="24303B"/>
+          <w:sz w:val="24"/>
+          <w:szCs w:val="24"/>
+          <w:lang/>
+        </w:rPr>
+        <w:t>Welke meerwaarde ziet u in de interventie voor patiënten en zorgverleners?</w:t>
+      </w:r>
     </w:p>
     <w:p>
       <w:pPr>
@@ -3068,79 +3423,38 @@
           <w:u w:val="single"/>
           <w:lang w:val="nl-BE"/>
         </w:rPr>
-        <w:t>11. Kan u drie redenen geven waarom u de PARADISE-interventie niet zou implementeren als vast onderdeel van de reguliere diabetesvoetzorg?</w:t>
-      </w:r>
-    </w:p>
-    <w:p>
-      <w:pPr>
-        <w:ind w:left="720"/>
-        <w:rPr>
-          <w:rFonts w:cstheme="minorHAnsi"/>
-          <w:b/>
-          <w:bCs/>
-          <w:sz w:val="24"/>
-          <w:szCs w:val="24"/>
-          <w:u w:val="single"/>
-          <w:lang/>
-        </w:rPr>
-      </w:pPr>
-      <w:r>
-        <w:rPr>
-          <w:rFonts w:ascii="Wingdings" w:eastAsia="Wingdings" w:hAnsi="Wingdings" w:cstheme="minorHAnsi"/>
-          <w:lang/>
-        </w:rPr>
-        <w:t>è</w:t>
-      </w:r>
-      <w:r>
-        <w:rPr>
-          <w:rFonts w:cstheme="minorHAnsi"/>
-          <w:color w:val="24303B"/>
-          <w:sz w:val="24"/>
-          <w:szCs w:val="24"/>
-          <w:lang/>
-        </w:rPr>
-        <w:t>Hoe zouden deze drempels volgens u aangepakt kunnen worden?</w:t>
-      </w:r>
-      <w:r>
-        <w:rPr>
-          <w:rFonts w:cstheme="minorHAnsi"/>
-          <w:color w:val="24303B"/>
-          <w:sz w:val="24"/>
-          <w:szCs w:val="24"/>
-          <w:lang/>
-        </w:rPr>
-        <w:br/>
-      </w:r>
-      <w:r>
-        <w:rPr>
-          <w:rFonts w:ascii="Wingdings" w:eastAsia="Wingdings" w:hAnsi="Wingdings" w:cstheme="minorHAnsi"/>
-          <w:lang/>
-        </w:rPr>
-        <w:t>è</w:t>
-      </w:r>
-      <w:r>
-        <w:rPr>
-          <w:rFonts w:cstheme="minorHAnsi"/>
-          <w:color w:val="24303B"/>
-          <w:sz w:val="24"/>
-          <w:szCs w:val="24"/>
-          <w:lang/>
-        </w:rPr>
-        <w:t>Welke voorwaarden zouden vervuld moeten zijn om implementatie toch mogelijk te maken?</w:t>
-      </w:r>
-    </w:p>
-    <w:p>
-      <w:pPr>
-        <w:rPr>
-          <w:rFonts w:cstheme="minorBidi"/>
-          <w:b/>
-          <w:bCs/>
-          <w:sz w:val="24"/>
-          <w:szCs w:val="24"/>
-          <w:u w:val="single"/>
-          <w:lang w:val="nl-BE"/>
-        </w:rPr>
-      </w:pPr>
+        <w:t xml:space="preserve">7. Welke factoren binnen </w:t>
+      </w:r>
+      <w:del w:id="1097" w:author="Janou De Buyser" w:date="2026-10-26T10:00:00Z">
+        <w:r>
+          <w:rPr>
+            <w:rFonts w:cstheme="minorBidi"/>
+            <w:b/>
+            <w:bCs/>
+            <w:color w:val="123A5F"/>
+            <w:sz w:val="24"/>
+            <w:szCs w:val="24"/>
+            <w:u w:val="single"/>
+            <w:lang w:val="nl-BE"/>
+          </w:rPr>
+          <w:delText xml:space="preserve">jullie</w:delText>
+        </w:r>
+      </w:del>
+      <w:ins w:id="1098" w:author="Janou De Buyser" w:date="2026-10-26T10:00:00Z">
+        <w:r>
+          <w:rPr>
+            <w:rFonts w:cstheme="minorBidi"/>
+            <w:b/>
+            <w:bCs/>
+            <w:color w:val="123A5F"/>
+            <w:sz w:val="24"/>
+            <w:szCs w:val="24"/>
+            <w:u w:val="single"/>
+            <w:lang w:val="nl-BE"/>
+          </w:rPr>
+          <w:t xml:space="preserve">uw</w:t>
+        </w:r>
+      </w:ins>
       <w:r>
         <w:rPr>
           <w:rFonts w:cstheme="minorBidi"/>
@@ -3152,7 +3466,158 @@
           <w:u w:val="single"/>
           <w:lang w:val="nl-BE"/>
         </w:rPr>
-        <w:t>Slotvragen</w:t>
+        <w:t xml:space="preserve"> organisatie zouden ervoor kunnen zorgen dat de PARADISE-interventie een vast onderdeel wordt van de reguliere diabetesvoetzorg?</w:t>
+      </w:r>
+    </w:p>
+    <w:p>
+      <w:pPr>
+        <w:ind w:left="720"/>
+        <w:rPr>
+          <w:rFonts w:cstheme="minorHAnsi"/>
+          <w:sz w:val="24"/>
+          <w:szCs w:val="24"/>
+          <w:lang/>
+        </w:rPr>
+      </w:pPr>
+      <w:r>
+        <w:rPr>
+          <w:rFonts w:ascii="Wingdings" w:eastAsia="Wingdings" w:hAnsi="Wingdings" w:cstheme="minorHAnsi"/>
+          <w:lang/>
+        </w:rPr>
+        <w:lastRenderedPageBreak/>
+        <w:t>è</w:t>
+      </w:r>
+      <w:r>
+        <w:rPr>
+          <w:rFonts w:cstheme="minorHAnsi"/>
+          <w:color w:val="24303B"/>
+          <w:sz w:val="24"/>
+          <w:szCs w:val="24"/>
+          <w:lang/>
+        </w:rPr>
+        <w:t xml:space="preserve">Welke sterktes heeft </w:t>
+      </w:r>
+      <w:del w:id="1099" w:author="Janou De Buyser" w:date="2026-10-26T10:00:00Z">
+        <w:r>
+          <w:rPr>
+            <w:rFonts w:cstheme="minorHAnsi"/>
+            <w:color w:val="24303B"/>
+            <w:sz w:val="24"/>
+            <w:szCs w:val="24"/>
+            <w:lang/>
+          </w:rPr>
+          <w:delText xml:space="preserve">jullie</w:delText>
+        </w:r>
+      </w:del>
+      <w:ins w:id="1100" w:author="Janou De Buyser" w:date="2026-10-26T10:00:00Z">
+        <w:r>
+          <w:rPr>
+            <w:rFonts w:cstheme="minorHAnsi"/>
+            <w:color w:val="24303B"/>
+            <w:sz w:val="24"/>
+            <w:szCs w:val="24"/>
+            <w:lang/>
+          </w:rPr>
+          <w:t xml:space="preserve">uw</w:t>
+        </w:r>
+      </w:ins>
+      <w:r>
+        <w:rPr>
+          <w:rFonts w:cstheme="minorHAnsi"/>
+          <w:color w:val="24303B"/>
+          <w:sz w:val="24"/>
+          <w:szCs w:val="24"/>
+          <w:lang/>
+        </w:rPr>
+        <w:t xml:space="preserve"> organisatie hierin?</w:t>
+      </w:r>
+      <w:r>
+        <w:rPr>
+          <w:rFonts w:cstheme="minorHAnsi"/>
+          <w:color w:val="24303B"/>
+          <w:sz w:val="24"/>
+          <w:szCs w:val="24"/>
+          <w:lang/>
+        </w:rPr>
+        <w:br/>
+      </w:r>
+      <w:r>
+        <w:rPr>
+          <w:rFonts w:ascii="Wingdings" w:eastAsia="Wingdings" w:hAnsi="Wingdings" w:cstheme="minorHAnsi"/>
+          <w:lang/>
+        </w:rPr>
+        <w:t>è</w:t>
+      </w:r>
+      <w:r>
+        <w:rPr>
+          <w:rFonts w:cstheme="minorHAnsi"/>
+          <w:color w:val="24303B"/>
+          <w:sz w:val="24"/>
+          <w:szCs w:val="24"/>
+          <w:lang/>
+        </w:rPr>
+        <w:t xml:space="preserve">Welke elementen maken </w:t>
+      </w:r>
+      <w:del w:id="1101" w:author="Janou De Buyser" w:date="2026-10-26T10:00:00Z">
+        <w:r>
+          <w:rPr>
+            <w:rFonts w:cstheme="minorHAnsi"/>
+            <w:color w:val="24303B"/>
+            <w:sz w:val="24"/>
+            <w:szCs w:val="24"/>
+            <w:lang/>
+          </w:rPr>
+          <w:delText xml:space="preserve">jullie</w:delText>
+        </w:r>
+      </w:del>
+      <w:ins w:id="1102" w:author="Janou De Buyser" w:date="2026-10-26T10:00:00Z">
+        <w:r>
+          <w:rPr>
+            <w:rFonts w:cstheme="minorHAnsi"/>
+            <w:color w:val="24303B"/>
+            <w:sz w:val="24"/>
+            <w:szCs w:val="24"/>
+            <w:lang/>
+          </w:rPr>
+          <w:t xml:space="preserve">uw</w:t>
+        </w:r>
+      </w:ins>
+      <w:r>
+        <w:rPr>
+          <w:rFonts w:cstheme="minorHAnsi"/>
+          <w:color w:val="24303B"/>
+          <w:sz w:val="24"/>
+          <w:szCs w:val="24"/>
+          <w:lang/>
+        </w:rPr>
+        <w:t xml:space="preserve"> centrum vergelijkbaar met andere diabetesvoetklinieken?</w:t>
+      </w:r>
+      <w:r>
+        <w:rPr>
+          <w:rFonts w:cstheme="minorHAnsi"/>
+          <w:color w:val="24303B"/>
+          <w:sz w:val="24"/>
+          <w:szCs w:val="24"/>
+          <w:lang/>
+        </w:rPr>
+        <w:br/>
+      </w:r>
+      <w:r>
+        <w:rPr>
+          <w:rFonts w:ascii="Wingdings" w:eastAsia="Wingdings" w:hAnsi="Wingdings" w:cstheme="minorHAnsi"/>
+          <w:lang/>
+        </w:rPr>
+        <w:t>è</w:t>
+      </w:r>
+      <w:r>
+        <w:rPr>
+          <w:rFonts w:cstheme="minorHAnsi"/>
+          <w:color w:val="24303B"/>
+          <w:sz w:val="24"/>
+          <w:szCs w:val="24"/>
+          <w:lang/>
+        </w:rPr>
+        <w:t>Welke organisatorische of culturele factoren ondersteunen duurzame implementatie?</w:t>
       </w:r>
     </w:p>
     <w:p>
@@ -3178,6 +3643,479 @@
           <w:u w:val="single"/>
           <w:lang w:val="nl-BE"/>
         </w:rPr>
+        <w:t>8. Welke factoren zouden het moeilijk kunnen maken om PARADISE structureel te integreren in de reguliere zorg?</w:t>
+      </w:r>
+    </w:p>
+    <w:p>
+      <w:pPr>
+        <w:ind w:left="720"/>
+        <w:rPr>
+          <w:rFonts w:cstheme="minorHAnsi"/>
+          <w:sz w:val="24"/>
+          <w:szCs w:val="24"/>
+          <w:lang/>
+        </w:rPr>
+      </w:pPr>
+      <w:r>
+        <w:rPr>
+          <w:rFonts w:ascii="Wingdings" w:eastAsia="Wingdings" w:hAnsi="Wingdings" w:cstheme="minorHAnsi"/>
+          <w:lang/>
+        </w:rPr>
+        <w:t>è</w:t>
+      </w:r>
+      <w:r>
+        <w:rPr>
+          <w:rFonts w:cstheme="minorHAnsi"/>
+          <w:color w:val="24303B"/>
+          <w:sz w:val="24"/>
+          <w:szCs w:val="24"/>
+          <w:lang/>
+        </w:rPr>
+        <w:t>Welke risico’s of barrières ziet u op lange termijn?</w:t>
+      </w:r>
+      <w:r>
+        <w:rPr>
+          <w:rFonts w:cstheme="minorHAnsi"/>
+          <w:color w:val="24303B"/>
+          <w:sz w:val="24"/>
+          <w:szCs w:val="24"/>
+          <w:lang/>
+        </w:rPr>
+        <w:br/>
+      </w:r>
+      <w:r>
+        <w:rPr>
+          <w:rFonts w:ascii="Wingdings" w:eastAsia="Wingdings" w:hAnsi="Wingdings" w:cstheme="minorHAnsi"/>
+          <w:lang/>
+        </w:rPr>
+        <w:t>è</w:t>
+      </w:r>
+      <w:r>
+        <w:rPr>
+          <w:rFonts w:cstheme="minorHAnsi"/>
+          <w:color w:val="24303B"/>
+          <w:sz w:val="24"/>
+          <w:szCs w:val="24"/>
+          <w:lang/>
+        </w:rPr>
+        <w:t>Hoe zouden deze problemen voorkomen of aangepakt kunnen worden?</w:t>
+      </w:r>
+      <w:r>
+        <w:rPr>
+          <w:rFonts w:cstheme="minorHAnsi"/>
+          <w:color w:val="24303B"/>
+          <w:sz w:val="24"/>
+          <w:szCs w:val="24"/>
+          <w:lang/>
+        </w:rPr>
+        <w:br/>
+      </w:r>
+      <w:r>
+        <w:rPr>
+          <w:rFonts w:ascii="Wingdings" w:eastAsia="Wingdings" w:hAnsi="Wingdings" w:cstheme="minorHAnsi"/>
+          <w:lang/>
+        </w:rPr>
+        <w:t>è</w:t>
+      </w:r>
+      <w:r>
+        <w:rPr>
+          <w:rFonts w:cstheme="minorHAnsi"/>
+          <w:color w:val="24303B"/>
+          <w:sz w:val="24"/>
+          <w:szCs w:val="24"/>
+          <w:lang/>
+        </w:rPr>
+        <w:t>Welke ondersteuning zou hiervoor nodig zijn vanuit het onderzoeksteam, beleid of organisatie?</w:t>
+      </w:r>
+      <w:r>
+        <w:rPr>
+          <w:rFonts w:cstheme="minorHAnsi"/>
+          <w:color w:val="24303B"/>
+          <w:sz w:val="24"/>
+          <w:szCs w:val="24"/>
+          <w:lang/>
+        </w:rPr>
+        <w:br/>
+      </w:r>
+      <w:r>
+        <w:rPr>
+          <w:rFonts w:ascii="Wingdings" w:eastAsia="Wingdings" w:hAnsi="Wingdings" w:cstheme="minorHAnsi"/>
+          <w:lang/>
+        </w:rPr>
+        <w:t>è</w:t>
+      </w:r>
+      <w:r>
+        <w:rPr>
+          <w:rFonts w:cstheme="minorHAnsi"/>
+          <w:color w:val="24303B"/>
+          <w:sz w:val="24"/>
+          <w:szCs w:val="24"/>
+          <w:lang/>
+        </w:rPr>
+        <w:t>Zijn er externe factoren (bv. financiering, regelgeving, personeelsdruk) die een invloed kunnen hebben?</w:t>
+      </w:r>
+    </w:p>
+    <w:p>
+      <w:pPr>
+        <w:rPr>
+          <w:rFonts w:cstheme="minorBidi"/>
+          <w:b/>
+          <w:bCs/>
+          <w:sz w:val="24"/>
+          <w:szCs w:val="24"/>
+          <w:u w:val="single"/>
+          <w:lang w:val="nl-BE"/>
+        </w:rPr>
+      </w:pPr>
+      <w:r>
+        <w:rPr>
+          <w:rFonts w:cstheme="minorBidi"/>
+          <w:b/>
+          <w:bCs/>
+          <w:color w:val="123A5F"/>
+          <w:sz w:val="24"/>
+          <w:szCs w:val="24"/>
+          <w:u w:val="single"/>
+          <w:lang w:val="nl-BE"/>
+        </w:rPr>
+        <w:t>9. Hoe denkt u dat de therapeuten het volledige PARADISE-project ervaren hebben?</w:t>
+      </w:r>
+    </w:p>
+    <w:p>
+      <w:pPr>
+        <w:ind w:left="720"/>
+        <w:rPr>
+          <w:rFonts w:cstheme="minorHAnsi"/>
+          <w:sz w:val="24"/>
+          <w:szCs w:val="24"/>
+          <w:lang/>
+        </w:rPr>
+      </w:pPr>
+      <w:r>
+        <w:rPr>
+          <w:rFonts w:ascii="Wingdings" w:eastAsia="Wingdings" w:hAnsi="Wingdings" w:cstheme="minorHAnsi"/>
+          <w:lang/>
+        </w:rPr>
+        <w:t>è</w:t>
+      </w:r>
+      <w:r>
+        <w:rPr>
+          <w:rFonts w:cstheme="minorHAnsi"/>
+          <w:color w:val="24303B"/>
+          <w:sz w:val="24"/>
+          <w:szCs w:val="24"/>
+          <w:lang/>
+        </w:rPr>
+        <w:t>Wat motiveerde hen volgens u om de interventie kwaliteitsvol uit te voeren?</w:t>
+      </w:r>
+      <w:r>
+        <w:rPr>
+          <w:rFonts w:cstheme="minorHAnsi"/>
+          <w:color w:val="24303B"/>
+          <w:sz w:val="24"/>
+          <w:szCs w:val="24"/>
+          <w:lang/>
+        </w:rPr>
+        <w:br/>
+      </w:r>
+      <w:r>
+        <w:rPr>
+          <w:rFonts w:ascii="Wingdings" w:eastAsia="Wingdings" w:hAnsi="Wingdings" w:cstheme="minorHAnsi"/>
+          <w:lang/>
+        </w:rPr>
+        <w:t>è</w:t>
+      </w:r>
+      <w:r>
+        <w:rPr>
+          <w:rFonts w:cstheme="minorHAnsi"/>
+          <w:color w:val="24303B"/>
+          <w:sz w:val="24"/>
+          <w:szCs w:val="24"/>
+          <w:lang/>
+        </w:rPr>
+        <w:t>Welke moeilijkheden of frustraties werden door therapeuten aangehaald?</w:t>
+      </w:r>
+      <w:r>
+        <w:rPr>
+          <w:rFonts w:cstheme="minorHAnsi"/>
+          <w:color w:val="24303B"/>
+          <w:sz w:val="24"/>
+          <w:szCs w:val="24"/>
+          <w:lang/>
+        </w:rPr>
+        <w:br/>
+      </w:r>
+      <w:r>
+        <w:rPr>
+          <w:rFonts w:ascii="Wingdings" w:eastAsia="Wingdings" w:hAnsi="Wingdings" w:cstheme="minorHAnsi"/>
+          <w:lang/>
+        </w:rPr>
+        <w:t>è</w:t>
+      </w:r>
+      <w:r>
+        <w:rPr>
+          <w:rFonts w:cstheme="minorHAnsi"/>
+          <w:color w:val="24303B"/>
+          <w:sz w:val="24"/>
+          <w:szCs w:val="24"/>
+          <w:lang/>
+        </w:rPr>
+        <w:t>Welke verbeterpunten gaven zij aan?</w:t>
+      </w:r>
+      <w:r>
+        <w:rPr>
+          <w:rFonts w:cstheme="minorHAnsi"/>
+          <w:color w:val="24303B"/>
+          <w:sz w:val="24"/>
+          <w:szCs w:val="24"/>
+          <w:lang/>
+        </w:rPr>
+        <w:br/>
+      </w:r>
+      <w:r>
+        <w:rPr>
+          <w:rFonts w:ascii="Wingdings" w:eastAsia="Wingdings" w:hAnsi="Wingdings" w:cstheme="minorHAnsi"/>
+          <w:lang/>
+        </w:rPr>
+        <w:t>è</w:t>
+      </w:r>
+      <w:r>
+        <w:rPr>
+          <w:rFonts w:cstheme="minorHAnsi"/>
+          <w:color w:val="24303B"/>
+          <w:sz w:val="24"/>
+          <w:szCs w:val="24"/>
+          <w:lang/>
+        </w:rPr>
+        <w:t>Hoe heeft u hen hierin ondersteund?</w:t>
+      </w:r>
+      <w:r>
+        <w:rPr>
+          <w:rFonts w:cstheme="minorHAnsi"/>
+          <w:color w:val="24303B"/>
+          <w:sz w:val="24"/>
+          <w:szCs w:val="24"/>
+          <w:lang/>
+        </w:rPr>
+        <w:br/>
+      </w:r>
+      <w:r>
+        <w:rPr>
+          <w:rFonts w:ascii="Wingdings" w:eastAsia="Wingdings" w:hAnsi="Wingdings" w:cstheme="minorHAnsi"/>
+          <w:lang/>
+        </w:rPr>
+        <w:t>è</w:t>
+      </w:r>
+      <w:r>
+        <w:rPr>
+          <w:rFonts w:cstheme="minorHAnsi"/>
+          <w:color w:val="24303B"/>
+          <w:sz w:val="24"/>
+          <w:szCs w:val="24"/>
+          <w:lang/>
+        </w:rPr>
+        <w:t>Hoe zouden toekomstige implementaties volgens u nog beter ondersteund kunnen worden?</w:t>
+      </w:r>
+      <w:r>
+        <w:rPr>
+          <w:rFonts w:cstheme="minorHAnsi"/>
+          <w:color w:val="24303B"/>
+          <w:sz w:val="24"/>
+          <w:szCs w:val="24"/>
+          <w:lang/>
+        </w:rPr>
+        <w:br/>
+      </w:r>
+      <w:r>
+        <w:rPr>
+          <w:rFonts w:ascii="Wingdings" w:eastAsia="Wingdings" w:hAnsi="Wingdings" w:cstheme="minorHAnsi"/>
+          <w:lang/>
+        </w:rPr>
+        <w:t>è</w:t>
+      </w:r>
+      <w:r>
+        <w:rPr>
+          <w:rFonts w:cstheme="minorHAnsi"/>
+          <w:color w:val="24303B"/>
+          <w:sz w:val="24"/>
+          <w:szCs w:val="24"/>
+          <w:lang/>
+        </w:rPr>
+        <w:t>Hebben de therapeuten volgens u vertrouwen in de verdere implementatie van PARADISE?</w:t>
+      </w:r>
+    </w:p>
+    <w:p>
+      <w:pPr>
+        <w:rPr>
+          <w:rFonts w:cstheme="minorBidi"/>
+          <w:b/>
+          <w:bCs/>
+          <w:sz w:val="24"/>
+          <w:szCs w:val="24"/>
+          <w:u w:val="single"/>
+          <w:lang w:val="nl-BE"/>
+        </w:rPr>
+      </w:pPr>
+      <w:r>
+        <w:rPr>
+          <w:rFonts w:cstheme="minorBidi"/>
+          <w:b/>
+          <w:bCs/>
+          <w:color w:val="123A5F"/>
+          <w:sz w:val="24"/>
+          <w:szCs w:val="24"/>
+          <w:u w:val="single"/>
+          <w:lang w:val="nl-BE"/>
+        </w:rPr>
+        <w:t>10. Kan u drie redenen geven waarom u de PARADISE-interventie wel zou implementeren als vast onderdeel van de reguliere diabetesvoetzorg?</w:t>
+      </w:r>
+    </w:p>
+    <w:p>
+      <w:pPr>
+        <w:rPr>
+          <w:rFonts w:cstheme="minorHAnsi"/>
+          <w:b/>
+          <w:bCs/>
+          <w:sz w:val="24"/>
+          <w:szCs w:val="24"/>
+          <w:u w:val="single"/>
+          <w:lang/>
+        </w:rPr>
+      </w:pPr>
+    </w:p>
+    <w:p>
+      <w:pPr>
+        <w:rPr>
+          <w:rFonts w:cstheme="minorBidi"/>
+          <w:b/>
+          <w:bCs/>
+          <w:sz w:val="24"/>
+          <w:szCs w:val="24"/>
+          <w:u w:val="single"/>
+          <w:lang w:val="nl-BE"/>
+        </w:rPr>
+      </w:pPr>
+      <w:r>
+        <w:rPr>
+          <w:rFonts w:cstheme="minorBidi"/>
+          <w:b/>
+          <w:bCs/>
+          <w:color w:val="123A5F"/>
+          <w:sz w:val="24"/>
+          <w:szCs w:val="24"/>
+          <w:u w:val="single"/>
+          <w:lang w:val="nl-BE"/>
+        </w:rPr>
+        <w:t>11. Kan u drie redenen geven waarom u de PARADISE-interventie niet zou implementeren als vast onderdeel van de reguliere diabetesvoetzorg?</w:t>
+      </w:r>
+    </w:p>
+    <w:p>
+      <w:pPr>
+        <w:ind w:left="720"/>
+        <w:rPr>
+          <w:rFonts w:cstheme="minorHAnsi"/>
+          <w:b/>
+          <w:bCs/>
+          <w:sz w:val="24"/>
+          <w:szCs w:val="24"/>
+          <w:u w:val="single"/>
+          <w:lang/>
+        </w:rPr>
+      </w:pPr>
+      <w:r>
+        <w:rPr>
+          <w:rFonts w:ascii="Wingdings" w:eastAsia="Wingdings" w:hAnsi="Wingdings" w:cstheme="minorHAnsi"/>
+          <w:lang/>
+        </w:rPr>
+        <w:t>è</w:t>
+      </w:r>
+      <w:r>
+        <w:rPr>
+          <w:rFonts w:cstheme="minorHAnsi"/>
+          <w:color w:val="24303B"/>
+          <w:sz w:val="24"/>
+          <w:szCs w:val="24"/>
+          <w:lang/>
+        </w:rPr>
+        <w:t>Hoe zouden deze drempels volgens u aangepakt kunnen worden?</w:t>
+      </w:r>
+      <w:r>
+        <w:rPr>
+          <w:rFonts w:cstheme="minorHAnsi"/>
+          <w:color w:val="24303B"/>
+          <w:sz w:val="24"/>
+          <w:szCs w:val="24"/>
+          <w:lang/>
+        </w:rPr>
+        <w:br/>
+      </w:r>
+      <w:r>
+        <w:rPr>
+          <w:rFonts w:ascii="Wingdings" w:eastAsia="Wingdings" w:hAnsi="Wingdings" w:cstheme="minorHAnsi"/>
+          <w:lang/>
+        </w:rPr>
+        <w:t>è</w:t>
+      </w:r>
+      <w:r>
+        <w:rPr>
+          <w:rFonts w:cstheme="minorHAnsi"/>
+          <w:color w:val="24303B"/>
+          <w:sz w:val="24"/>
+          <w:szCs w:val="24"/>
+          <w:lang/>
+        </w:rPr>
+        <w:t>Welke voorwaarden zouden vervuld moeten zijn om implementatie toch mogelijk te maken?</w:t>
+      </w:r>
+    </w:p>
+    <w:p>
+      <w:pPr>
+        <w:rPr>
+          <w:rFonts w:cstheme="minorBidi"/>
+          <w:b/>
+          <w:bCs/>
+          <w:sz w:val="24"/>
+          <w:szCs w:val="24"/>
+          <w:u w:val="single"/>
+          <w:lang w:val="nl-BE"/>
+        </w:rPr>
+      </w:pPr>
+      <w:r>
+        <w:rPr>
+          <w:rFonts w:cstheme="minorBidi"/>
+          <w:b/>
+          <w:bCs/>
+          <w:color w:val="123A5F"/>
+          <w:sz w:val="24"/>
+          <w:szCs w:val="24"/>
+          <w:u w:val="single"/>
+          <w:lang w:val="nl-BE"/>
+        </w:rPr>
+        <w:t>Slotvragen</w:t>
+      </w:r>
+    </w:p>
+    <w:p>
+      <w:pPr>
+        <w:rPr>
+          <w:rFonts w:cstheme="minorBidi"/>
+          <w:b/>
+          <w:bCs/>
+          <w:sz w:val="24"/>
+          <w:szCs w:val="24"/>
+          <w:u w:val="single"/>
+          <w:lang w:val="nl-BE"/>
+        </w:rPr>
+      </w:pPr>
+      <w:r>
+        <w:rPr>
+          <w:rFonts w:cstheme="minorBidi"/>
+          <w:b/>
+          <w:bCs/>
+          <w:color w:val="123A5F"/>
+          <w:sz w:val="24"/>
+          <w:szCs w:val="24"/>
+          <w:u w:val="single"/>
+          <w:lang w:val="nl-BE"/>
+        </w:rPr>
         <w:t>1. Kan u in enkele zinnen samenvatten hoe u het volledige implementatieproces van de PARADISE-interventie ervaren heeft?</w:t>
       </w:r>
     </w:p>
@@ -3218,11 +4156,11 @@
         </w:tabs>
         <w:spacing w:line="360" w:lineRule="auto"/>
         <w:rPr>
-          <w:ins w:id="1004" w:author="Janou De Buyser" w:date="2026-10-25T10:00:00Z"/>
+          <w:ins w:id="1105" w:author="Janou De Buyser" w:date="2026-10-26T10:00:00Z"/>
           <w:rFonts w:ascii="Calibri" w:hAnsi="Calibri" w:cs="Calibri"/>
         </w:rPr>
       </w:pPr>
-      <w:ins w:id="1005" w:author="Janou De Buyser" w:date="2026-10-25T10:00:00Z">
+      <w:ins w:id="1106" w:author="Janou De Buyser" w:date="2026-10-26T10:00:00Z">
         <w:r>
           <w:rPr>
             <w:color w:val="24303B"/>
@@ -3258,7 +4196,7 @@
 
 <file path=word/comments.xml><?xml version="1.0" encoding="utf-8"?>
 <w:comments xmlns:a="http://schemas.openxmlformats.org/drawingml/2006/main" xmlns:pic="http://schemas.openxmlformats.org/drawingml/2006/picture" xmlns:r="http://schemas.openxmlformats.org/officeDocument/2006/relationships" xmlns:w="http://schemas.openxmlformats.org/wordprocessingml/2006/main" xmlns:wp="http://schemas.openxmlformats.org/drawingml/2006/wordprocessingDrawing" xmlns:mc="http://schemas.openxmlformats.org/markup-compatibility/2006" xmlns:a14="http://schemas.microsoft.com/office/drawing/2010/main" xmlns:w14="http://schemas.microsoft.com/office/word/2010/wordml" xmlns:wpc="http://schemas.microsoft.com/office/word/2010/wordprocessingCanvas">
-  <w:comment w:id="0" w:author="Janou De Buyser" w:initials="JDB" w:date="2026-10-25T18:00:03Z">
+  <w:comment w:id="0" w:author="Janou De Buyser" w:initials="JDB" w:date="2026-10-26T06:44:29Z">
     <w:p>
       <w:pPr>
         <w:pStyle w:val="CommentText"/>
@@ -3270,7 +4208,23 @@
         <w:annotationRef/>
       </w:r>
       <w:r>
-        <w:t>Afgestemd op het toestemmingsformulier manager (eCRF 05): ongeveer 60 tot 90 minuten.</w:t>
+        <w:t>De inleiding sprak van "de PARADISE interventie die je hebt toegepast": dat past niet bij managers, die de interventie niet zelf geven. Ook de openingsvragen (uitvoeren van behandelprogramma’s) kwamen uit de gids voor therapeuten en zijn aangepast naar het invoeren van zorgprogramma’s.</w:t>
+      </w:r>
+    </w:p>
+  </w:comment>
+  <w:comment w:id="1" w:author="Janou De Buyser" w:initials="JDB" w:date="2026-10-26T06:44:29Z">
+    <w:p>
+      <w:pPr>
+        <w:pStyle w:val="CommentText"/>
+      </w:pPr>
+      <w:r>
+        <w:rPr>
+          <w:rStyle w:val="CommentReference"/>
+        </w:rPr>
+        <w:annotationRef/>
+      </w:r>
+      <w:r>
+        <w:t>Afgestemd op het toestemmingsformulier manager (eCRF 05): ongeveer 60 tot 90 minuten. De aanspreekvorm is gelijkgetrokken naar "u".</w:t>
       </w:r>
     </w:p>
   </w:comment>
